--- a/7_semester/Разработка-требований/ЛР3/ЛР3_Отчет_Буренков_Требования.docx
+++ b/7_semester/Разработка-требований/ЛР3/ЛР3_Отчет_Буренков_Требования.docx
@@ -1102,7 +1102,7 @@
           <w:i w:val="0"/>
           <w:sz w:val="28"/>
         </w:rPr>
-        <w:t>5</w:t>
+        <w:t>6</w:t>
       </w:r>
     </w:p>
     <w:p>
@@ -1139,7 +1139,7 @@
           <w:i w:val="0"/>
           <w:sz w:val="28"/>
         </w:rPr>
-        <w:t>6</w:t>
+        <w:t>7</w:t>
       </w:r>
     </w:p>
     <w:p>
@@ -1176,7 +1176,7 @@
           <w:i w:val="0"/>
           <w:sz w:val="28"/>
         </w:rPr>
-        <w:t>8</w:t>
+        <w:t>7</w:t>
       </w:r>
     </w:p>
     <w:p>
@@ -1213,7 +1213,7 @@
           <w:i w:val="0"/>
           <w:sz w:val="28"/>
         </w:rPr>
-        <w:t>9</w:t>
+        <w:t>8</w:t>
       </w:r>
     </w:p>
     <w:p>
@@ -1250,7 +1250,7 @@
           <w:i w:val="0"/>
           <w:sz w:val="28"/>
         </w:rPr>
-        <w:t>10</w:t>
+        <w:t>8</w:t>
       </w:r>
     </w:p>
     <w:p>
@@ -1287,7 +1287,7 @@
           <w:i w:val="0"/>
           <w:sz w:val="28"/>
         </w:rPr>
-        <w:t>10</w:t>
+        <w:t>9</w:t>
       </w:r>
     </w:p>
     <w:p>
@@ -1296,6 +1296,117 @@
           <w:tab w:pos="9354" w:val="right" w:leader="dot"/>
         </w:tabs>
         <w:spacing w:lineRule="auto" w:line="360" w:after="0" w:before="0"/>
+        <w:ind w:firstLine="0" w:left="283"/>
+        <w:jc w:val="left"/>
+      </w:pPr>
+      <w:r>
+        <w:rPr>
+          <w:rFonts w:ascii="Times New Roman" w:hAnsi="Times New Roman" w:eastAsia="Times New Roman" w:cs="Times New Roman"/>
+          <w:b w:val="0"/>
+          <w:i w:val="0"/>
+          <w:sz w:val="28"/>
+        </w:rPr>
+        <w:t>2.8 Составить маршрут</w:t>
+      </w:r>
+      <w:r>
+        <w:rPr>
+          <w:rFonts w:ascii="Times New Roman" w:hAnsi="Times New Roman" w:eastAsia="Times New Roman" w:cs="Times New Roman"/>
+          <w:b w:val="0"/>
+          <w:i w:val="0"/>
+          <w:sz w:val="28"/>
+        </w:rPr>
+        <w:tab/>
+      </w:r>
+      <w:r>
+        <w:rPr>
+          <w:rFonts w:ascii="Times New Roman" w:hAnsi="Times New Roman" w:eastAsia="Times New Roman" w:cs="Times New Roman"/>
+          <w:b w:val="0"/>
+          <w:i w:val="0"/>
+          <w:sz w:val="28"/>
+        </w:rPr>
+        <w:t>10</w:t>
+      </w:r>
+    </w:p>
+    <w:p>
+      <w:pPr>
+        <w:tabs>
+          <w:tab w:pos="9354" w:val="right" w:leader="dot"/>
+        </w:tabs>
+        <w:spacing w:lineRule="auto" w:line="360" w:after="0" w:before="0"/>
+        <w:ind w:firstLine="0" w:left="283"/>
+        <w:jc w:val="left"/>
+      </w:pPr>
+      <w:r>
+        <w:rPr>
+          <w:rFonts w:ascii="Times New Roman" w:hAnsi="Times New Roman" w:eastAsia="Times New Roman" w:cs="Times New Roman"/>
+          <w:b w:val="0"/>
+          <w:i w:val="0"/>
+          <w:sz w:val="28"/>
+        </w:rPr>
+        <w:t>2.9 Открыть и закрыть смену</w:t>
+      </w:r>
+      <w:r>
+        <w:rPr>
+          <w:rFonts w:ascii="Times New Roman" w:hAnsi="Times New Roman" w:eastAsia="Times New Roman" w:cs="Times New Roman"/>
+          <w:b w:val="0"/>
+          <w:i w:val="0"/>
+          <w:sz w:val="28"/>
+        </w:rPr>
+        <w:tab/>
+      </w:r>
+      <w:r>
+        <w:rPr>
+          <w:rFonts w:ascii="Times New Roman" w:hAnsi="Times New Roman" w:eastAsia="Times New Roman" w:cs="Times New Roman"/>
+          <w:b w:val="0"/>
+          <w:i w:val="0"/>
+          <w:sz w:val="28"/>
+        </w:rPr>
+        <w:t>11</w:t>
+      </w:r>
+    </w:p>
+    <w:p>
+      <w:pPr>
+        <w:tabs>
+          <w:tab w:pos="9354" w:val="right" w:leader="dot"/>
+        </w:tabs>
+        <w:spacing w:lineRule="auto" w:line="360" w:after="0" w:before="0"/>
+        <w:ind w:firstLine="0" w:left="283"/>
+        <w:jc w:val="left"/>
+      </w:pPr>
+      <w:r>
+        <w:rPr>
+          <w:rFonts w:ascii="Times New Roman" w:hAnsi="Times New Roman" w:eastAsia="Times New Roman" w:cs="Times New Roman"/>
+          <w:b w:val="0"/>
+          <w:i w:val="0"/>
+          <w:sz w:val="28"/>
+        </w:rPr>
+        <w:t>2.10 Обслужить станцию</w:t>
+      </w:r>
+      <w:r>
+        <w:rPr>
+          <w:rFonts w:ascii="Times New Roman" w:hAnsi="Times New Roman" w:eastAsia="Times New Roman" w:cs="Times New Roman"/>
+          <w:b w:val="0"/>
+          <w:i w:val="0"/>
+          <w:sz w:val="28"/>
+        </w:rPr>
+        <w:tab/>
+      </w:r>
+      <w:r>
+        <w:rPr>
+          <w:rFonts w:ascii="Times New Roman" w:hAnsi="Times New Roman" w:eastAsia="Times New Roman" w:cs="Times New Roman"/>
+          <w:b w:val="0"/>
+          <w:i w:val="0"/>
+          <w:sz w:val="28"/>
+        </w:rPr>
+        <w:t>12</w:t>
+      </w:r>
+    </w:p>
+    <w:p>
+      <w:pPr>
+        <w:tabs>
+          <w:tab w:pos="9354" w:val="right" w:leader="dot"/>
+        </w:tabs>
+        <w:spacing w:lineRule="auto" w:line="360" w:after="0" w:before="0"/>
         <w:ind w:firstLine="0" w:left="0"/>
         <w:jc w:val="left"/>
       </w:pPr>
@@ -1324,7 +1435,7 @@
           <w:i w:val="0"/>
           <w:sz w:val="28"/>
         </w:rPr>
-        <w:t>12</w:t>
+        <w:t>13</w:t>
       </w:r>
     </w:p>
     <w:p>
@@ -1362,23 +1473,23 @@
           <w:i w:val="0"/>
           <w:sz w:val="28"/>
         </w:rPr>
-        <w:t>Работа продолжает документ о концепции и границах автоматизированной информационной системы железной дороги. Здесь по тому же пассажирскому контуру составлены спецификации шести вариантов: публикация рейса, продажа билета, закрытие продажи при отмене, посадка, возврат и справочники станций и схем вагонов.</w:t>
-      </w:r>
-    </w:p>
-    <w:p>
-      <w:pPr>
-        <w:spacing w:lineRule="auto" w:line="360" w:after="0" w:before="0"/>
-        <w:ind w:firstLine="709" w:left="0"/>
-        <w:jc w:val="both"/>
-      </w:pPr>
-      <w:r>
-        <w:rPr>
-          <w:rFonts w:ascii="Times New Roman" w:hAnsi="Times New Roman" w:eastAsia="Times New Roman" w:cs="Times New Roman"/>
-          <w:b w:val="0"/>
-          <w:i w:val="0"/>
-          <w:sz w:val="28"/>
-        </w:rPr>
-        <w:t>Пассажир покупает билет через кассира и в систему не входит. Грузовые перевозки, управление движением и публичный интернет-магазин билетов остаются вне границ первой версии. Оформление билета от запроса до печати занимает не более 3 минут в 90 % случаев за три месяца после ввода (БЦ-1). Подтверждённых инцидентов двойной продажи одного места — не более одного в месяц (БЦ-2). После отмены рейса новые продажи невозможны не позднее чем через 5 минут в 95 % случаев (БЦ-3).</w:t>
+        <w:t>Работа продолжает документ о концепции и границах автоматизированной информационной системы железной дороги. Система не сводится к кассе: заданы маршруты, справочники, обслуживание станции, смены персонала, публикация и отмена рейса, а билетный контур — кратко.</w:t>
+      </w:r>
+    </w:p>
+    <w:p>
+      <w:pPr>
+        <w:spacing w:lineRule="auto" w:line="360" w:after="0" w:before="0"/>
+        <w:ind w:firstLine="709" w:left="0"/>
+        <w:jc w:val="both"/>
+      </w:pPr>
+      <w:r>
+        <w:rPr>
+          <w:rFonts w:ascii="Times New Roman" w:hAnsi="Times New Roman" w:eastAsia="Times New Roman" w:cs="Times New Roman"/>
+          <w:b w:val="0"/>
+          <w:i w:val="0"/>
+          <w:sz w:val="28"/>
+        </w:rPr>
+        <w:t>Пассажир в систему не входит. Грузовые перевозки, управление движением, найм и интернет-магазин вне границ. Пороги: БЦ-1 — оформление билета не более 3 минут в 90 % случаев за три месяца; БЦ-2 — не более одного инцидента двойной продажи в месяц; БЦ-3 — после отмены продажи закрыты не позднее 5 минут в 95 % случаев.</w:t>
       </w:r>
     </w:p>
     <w:p>
@@ -1416,7 +1527,7 @@
           <w:i w:val="0"/>
           <w:sz w:val="28"/>
         </w:rPr>
-        <w:t>Нужно составить спецификацию вариантов использования: имя, краткое описание, основной и альтернативные потоки, предусловия, постусловия, связи с другими вариантами, диаграмму и сценарии успеха и неудачи. Берутся UC-1–UC-5 из контура продажи и расписания и UC-6 «Вести справочники станций и схем вагонов». Сводка продаж за смену остаётся во второй очереди и отдельным вариантом не задаётся.</w:t>
+        <w:t>Нужно составить спецификацию вариантов использования: имя, описание, потоки, предусловия, постусловия, связи, диаграмму и сценарии успеха и неудачи. Берутся UC-1–UC-9: рейс и билет (кратко), справочники, маршрут, смена и обслуживание станции. Сводка продаж за смену — во второй очереди.</w:t>
       </w:r>
     </w:p>
     <w:p>
@@ -1454,7 +1565,7 @@
           <w:i w:val="0"/>
           <w:sz w:val="28"/>
         </w:rPr>
-        <w:t>Шесть вариантов одной системы показаны на рисунке 1. Поток продажи билета раскрыт на рисунке 2, поток закрытия продажи при отмене — на рисунке 3. Шаги остальных вариантов заданы текстом спецификаций.</w:t>
+        <w:t>Девять вариантов показаны на рисунке 1. Для каждого ниже — краткая схема потока (рисунки 2–10): ход слева направо и типовой отказ снизу.</w:t>
       </w:r>
     </w:p>
     <w:p>
@@ -1487,7 +1598,7 @@
           <w:i w:val="0"/>
           <w:sz w:val="28"/>
         </w:rPr>
-        <w:t>На рисунке 1 граница системы одна. Диспетчер начинает публикацию и отмену, кассир — продажу и возврат, контролёр — посадку, администратор — справочники. Пассажир действующим лицом не является.</w:t>
+        <w:t>На рисунке 1 граница системы одна. Диспетчер — публикация, отмена и маршрут; дежурный по станции — обслуживание станции; кассир — продажа, возврат и смена; контролёр — посадка и смена; администратор — справочники. Пассажир действующим лицом не является.</w:t>
       </w:r>
     </w:p>
     <w:p>
@@ -1500,7 +1611,7 @@
       <w:r>
         <w:drawing>
           <wp:inline xmlns:a="http://schemas.openxmlformats.org/drawingml/2006/main" xmlns:pic="http://schemas.openxmlformats.org/drawingml/2006/picture">
-            <wp:extent cx="5400000" cy="4555137"/>
+            <wp:extent cx="5112000" cy="5211862"/>
             <wp:docPr id="1" name="Picture 1"/>
             <wp:cNvGraphicFramePr>
               <a:graphicFrameLocks noChangeAspect="1"/>
@@ -1521,7 +1632,7 @@
                   <pic:spPr>
                     <a:xfrm>
                       <a:off x="0" y="0"/>
-                      <a:ext cx="5400000" cy="4555137"/>
+                      <a:ext cx="5112000" cy="5211862"/>
                     </a:xfrm>
                     <a:prstGeom prst="rect"/>
                   </pic:spPr>
@@ -1612,7 +1723,7 @@
           <w:i w:val="0"/>
           <w:sz w:val="28"/>
         </w:rPr>
-        <w:t>1. Диспетчер указывает номер рейса, дату и маршрут из справочника. 2. Задаёт время отправления и прибытия и схему вагонов. 3. Система создаёт места по схеме, без повторов номеров. 4. Диспетчер подтверждает публикацию. 5. Статус становится «открыт к продаже», касса видит свободные места.</w:t>
+        <w:t>1. Диспетчер указывает номер рейса, дату и маршрут, собранный в UC-7. 2. Задаёт время отправления и прибытия и схему вагонов из справочника. 3. Система создаёт места по схеме, без повторов номеров. 4. Диспетчер подтверждает публикацию. 5. Статус становится «открыт к продаже», касса видит свободные места.</w:t>
       </w:r>
     </w:p>
     <w:p>
@@ -1637,7 +1748,7 @@
           <w:i w:val="0"/>
           <w:sz w:val="28"/>
         </w:rPr>
-        <w:t>Нет станции или схемы — публикация останавливается, запись вносит администратор в UC-6; тот же номер уже открыт или рейс отменён — второй фонд не создаётся; правка открытого рейса сохраняет проданные места; выход до подтверждения продажу не открывает.</w:t>
+        <w:t>Нет маршрута или схемы — публикация останавливается: маршрут собирают в UC-7, схему вносит администратор в UC-6; тот же номер уже открыт или рейс отменён — второй фонд не создаётся; правка открытого рейса сохраняет проданные места; выход до подтверждения продажу не открывает.</w:t>
       </w:r>
     </w:p>
     <w:p>
@@ -1662,7 +1773,7 @@
           <w:i w:val="0"/>
           <w:sz w:val="28"/>
         </w:rPr>
-        <w:t>Диспетчер работает от своего имени, нужные записи справочника есть, рейс ещё не опубликован либо открыт на правку и не отменён.</w:t>
+        <w:t>Диспетчер работает от своего имени, маршрут и схема есть, рейс ещё не опубликован либо открыт на правку и не отменён.</w:t>
       </w:r>
     </w:p>
     <w:p>
@@ -1712,7 +1823,7 @@
           <w:i w:val="0"/>
           <w:sz w:val="28"/>
         </w:rPr>
-        <w:t>Вариант начинает диспетчер. Результат нужен продаже. Нехватку справочника закрывает UC-6, отмену выполняет UC-3; публикация их не вызывает.</w:t>
+        <w:t>Вариант начинает диспетчер. Нужен маршрут UC-7 и схема UC-6. Результат нужен продаже. Отмену выполняет UC-3; публикация их не вызывает.</w:t>
       </w:r>
     </w:p>
     <w:p>
@@ -1737,7 +1848,7 @@
           <w:i w:val="0"/>
           <w:sz w:val="28"/>
         </w:rPr>
-        <w:t>Вариант показан на рисунке 1.</w:t>
+        <w:t>Место на общей схеме — рисунок 1. Краткий поток публикации — рисунок 2.</w:t>
       </w:r>
     </w:p>
     <w:p>
@@ -1781,241 +1892,6 @@
           <w:sz w:val="28"/>
         </w:rPr>
         <w:t>Публикация остановлена: нет записи в справочнике, конфликт номера, рейс уже отменён или выход без подтверждения.</w:t>
-      </w:r>
-    </w:p>
-    <w:p>
-      <w:pPr>
-        <w:keepNext/>
-        <w:spacing w:lineRule="auto" w:line="360" w:after="60" w:before="160"/>
-        <w:ind w:firstLine="709" w:left="0"/>
-        <w:jc w:val="left"/>
-      </w:pPr>
-      <w:r>
-        <w:rPr>
-          <w:rFonts w:ascii="Times New Roman" w:hAnsi="Times New Roman" w:eastAsia="Times New Roman" w:cs="Times New Roman"/>
-          <w:b/>
-          <w:i w:val="0"/>
-          <w:sz w:val="28"/>
-        </w:rPr>
-        <w:t>2.3 Продать билет с резервом места</w:t>
-      </w:r>
-    </w:p>
-    <w:p>
-      <w:pPr>
-        <w:spacing w:lineRule="auto" w:line="360" w:after="0" w:before="0"/>
-        <w:ind w:firstLine="709" w:left="0"/>
-        <w:jc w:val="both"/>
-      </w:pPr>
-      <w:r>
-        <w:rPr>
-          <w:rFonts w:ascii="Times New Roman" w:hAnsi="Times New Roman" w:eastAsia="Times New Roman" w:cs="Times New Roman"/>
-          <w:b/>
-          <w:i w:val="0"/>
-          <w:sz w:val="28"/>
-        </w:rPr>
-        <w:t xml:space="preserve">Имя. </w:t>
-      </w:r>
-      <w:r>
-        <w:rPr>
-          <w:rFonts w:ascii="Times New Roman" w:hAnsi="Times New Roman" w:eastAsia="Times New Roman" w:cs="Times New Roman"/>
-          <w:b w:val="0"/>
-          <w:i w:val="0"/>
-          <w:sz w:val="28"/>
-        </w:rPr>
-        <w:t>UC-2 «Продать билет с резервом места». Кассир по запросу пассажира находит открытый рейс, занимает свободное место по цене из прайса и печатает купон. Пассажир стоит у окна и в систему не входит. Оформление удерживается в пороге БЦ-1, одно место не закрепляется за двумя действующими билетами (БЦ-2).</w:t>
-      </w:r>
-    </w:p>
-    <w:p>
-      <w:pPr>
-        <w:spacing w:lineRule="auto" w:line="360" w:after="0" w:before="0"/>
-        <w:ind w:firstLine="709" w:left="0"/>
-        <w:jc w:val="both"/>
-      </w:pPr>
-      <w:r>
-        <w:rPr>
-          <w:rFonts w:ascii="Times New Roman" w:hAnsi="Times New Roman" w:eastAsia="Times New Roman" w:cs="Times New Roman"/>
-          <w:b/>
-          <w:i w:val="0"/>
-          <w:sz w:val="28"/>
-        </w:rPr>
-        <w:t xml:space="preserve">Основной поток. </w:t>
-      </w:r>
-      <w:r>
-        <w:rPr>
-          <w:rFonts w:ascii="Times New Roman" w:hAnsi="Times New Roman" w:eastAsia="Times New Roman" w:cs="Times New Roman"/>
-          <w:b w:val="0"/>
-          <w:i w:val="0"/>
-          <w:sz w:val="28"/>
-        </w:rPr>
-        <w:t>1. Кассир задаёт станции и дату. 2. Система показывает открытые рейсы, свободные места и цену из прайса. 3. Кассир выбирает место и вносит фамилию и имя. 4. Фиксирует факт оплаты и подтверждает продажу. 5. Система резервирует место и печатает купон.</w:t>
-      </w:r>
-    </w:p>
-    <w:p>
-      <w:pPr>
-        <w:spacing w:lineRule="auto" w:line="360" w:after="0" w:before="0"/>
-        <w:ind w:firstLine="709" w:left="0"/>
-        <w:jc w:val="both"/>
-      </w:pPr>
-      <w:r>
-        <w:rPr>
-          <w:rFonts w:ascii="Times New Roman" w:hAnsi="Times New Roman" w:eastAsia="Times New Roman" w:cs="Times New Roman"/>
-          <w:b/>
-          <w:i w:val="0"/>
-          <w:sz w:val="28"/>
-        </w:rPr>
-        <w:t xml:space="preserve">Альтернативы. </w:t>
-      </w:r>
-      <w:r>
-        <w:rPr>
-          <w:rFonts w:ascii="Times New Roman" w:hAnsi="Times New Roman" w:eastAsia="Times New Roman" w:cs="Times New Roman"/>
-          <w:b w:val="0"/>
-          <w:i w:val="0"/>
-          <w:sz w:val="28"/>
-        </w:rPr>
-        <w:t>Нет мест, рейс закрыт или отменён, место уже занято другой кассой, нет цены в прайсе или пассажир отказался до подтверждения — билет не создаётся и место этим оформлением не занимается.</w:t>
-      </w:r>
-    </w:p>
-    <w:p>
-      <w:pPr>
-        <w:spacing w:lineRule="auto" w:line="360" w:after="0" w:before="0"/>
-        <w:ind w:firstLine="709" w:left="0"/>
-        <w:jc w:val="both"/>
-      </w:pPr>
-      <w:r>
-        <w:rPr>
-          <w:rFonts w:ascii="Times New Roman" w:hAnsi="Times New Roman" w:eastAsia="Times New Roman" w:cs="Times New Roman"/>
-          <w:b/>
-          <w:i w:val="0"/>
-          <w:sz w:val="28"/>
-        </w:rPr>
-        <w:t xml:space="preserve">Предусловие. </w:t>
-      </w:r>
-      <w:r>
-        <w:rPr>
-          <w:rFonts w:ascii="Times New Roman" w:hAnsi="Times New Roman" w:eastAsia="Times New Roman" w:cs="Times New Roman"/>
-          <w:b w:val="0"/>
-          <w:i w:val="0"/>
-          <w:sz w:val="28"/>
-        </w:rPr>
-        <w:t>Кассир работает от своего имени, поиск идёт по общему фонду мест, цена берётся из прайса перевозчика.</w:t>
-      </w:r>
-    </w:p>
-    <w:p>
-      <w:pPr>
-        <w:spacing w:lineRule="auto" w:line="360" w:after="0" w:before="0"/>
-        <w:ind w:firstLine="709" w:left="0"/>
-        <w:jc w:val="both"/>
-      </w:pPr>
-      <w:r>
-        <w:rPr>
-          <w:rFonts w:ascii="Times New Roman" w:hAnsi="Times New Roman" w:eastAsia="Times New Roman" w:cs="Times New Roman"/>
-          <w:b/>
-          <w:i w:val="0"/>
-          <w:sz w:val="28"/>
-        </w:rPr>
-        <w:t xml:space="preserve">Постусловие. </w:t>
-      </w:r>
-      <w:r>
-        <w:rPr>
-          <w:rFonts w:ascii="Times New Roman" w:hAnsi="Times New Roman" w:eastAsia="Times New Roman" w:cs="Times New Roman"/>
-          <w:b w:val="0"/>
-          <w:i w:val="0"/>
-          <w:sz w:val="28"/>
-        </w:rPr>
-        <w:t>При успехе билет проведён, место занято и купон напечатан; при неудаче билет не создан.</w:t>
-      </w:r>
-    </w:p>
-    <w:p>
-      <w:pPr>
-        <w:spacing w:lineRule="auto" w:line="360" w:after="0" w:before="0"/>
-        <w:ind w:firstLine="709" w:left="0"/>
-        <w:jc w:val="both"/>
-      </w:pPr>
-      <w:r>
-        <w:rPr>
-          <w:rFonts w:ascii="Times New Roman" w:hAnsi="Times New Roman" w:eastAsia="Times New Roman" w:cs="Times New Roman"/>
-          <w:b/>
-          <w:i w:val="0"/>
-          <w:sz w:val="28"/>
-        </w:rPr>
-        <w:t xml:space="preserve">Связи. </w:t>
-      </w:r>
-      <w:r>
-        <w:rPr>
-          <w:rFonts w:ascii="Times New Roman" w:hAnsi="Times New Roman" w:eastAsia="Times New Roman" w:cs="Times New Roman"/>
-          <w:b w:val="0"/>
-          <w:i w:val="0"/>
-          <w:sz w:val="28"/>
-        </w:rPr>
-        <w:t>Вариант начинает кассир, нужен рейс UC-1 со статусом «открыт к продаже». Возврат после продажи — точка расширения UC-5. Платёжный шлюз не используется.</w:t>
-      </w:r>
-    </w:p>
-    <w:p>
-      <w:pPr>
-        <w:spacing w:lineRule="auto" w:line="360" w:after="0" w:before="0"/>
-        <w:ind w:firstLine="709" w:left="0"/>
-        <w:jc w:val="both"/>
-      </w:pPr>
-      <w:r>
-        <w:rPr>
-          <w:rFonts w:ascii="Times New Roman" w:hAnsi="Times New Roman" w:eastAsia="Times New Roman" w:cs="Times New Roman"/>
-          <w:b/>
-          <w:i w:val="0"/>
-          <w:sz w:val="28"/>
-        </w:rPr>
-        <w:t xml:space="preserve">Диаграмма. </w:t>
-      </w:r>
-      <w:r>
-        <w:rPr>
-          <w:rFonts w:ascii="Times New Roman" w:hAnsi="Times New Roman" w:eastAsia="Times New Roman" w:cs="Times New Roman"/>
-          <w:b w:val="0"/>
-          <w:i w:val="0"/>
-          <w:sz w:val="28"/>
-        </w:rPr>
-        <w:t>Вариант показан на рисунке 1. Поток продажи — на рисунке 2.</w:t>
-      </w:r>
-    </w:p>
-    <w:p>
-      <w:pPr>
-        <w:spacing w:lineRule="auto" w:line="360" w:after="0" w:before="0"/>
-        <w:ind w:firstLine="709" w:left="0"/>
-        <w:jc w:val="both"/>
-      </w:pPr>
-      <w:r>
-        <w:rPr>
-          <w:rFonts w:ascii="Times New Roman" w:hAnsi="Times New Roman" w:eastAsia="Times New Roman" w:cs="Times New Roman"/>
-          <w:b/>
-          <w:i w:val="0"/>
-          <w:sz w:val="28"/>
-        </w:rPr>
-        <w:t xml:space="preserve">Успех. </w:t>
-      </w:r>
-      <w:r>
-        <w:rPr>
-          <w:rFonts w:ascii="Times New Roman" w:hAnsi="Times New Roman" w:eastAsia="Times New Roman" w:cs="Times New Roman"/>
-          <w:b w:val="0"/>
-          <w:i w:val="0"/>
-          <w:sz w:val="28"/>
-        </w:rPr>
-        <w:t xml:space="preserve">Билет продан, место занято, купон напечатан. </w:t>
-      </w:r>
-      <w:r>
-        <w:rPr>
-          <w:rFonts w:ascii="Times New Roman" w:hAnsi="Times New Roman" w:eastAsia="Times New Roman" w:cs="Times New Roman"/>
-          <w:b/>
-          <w:i w:val="0"/>
-          <w:sz w:val="28"/>
-        </w:rPr>
-        <w:t xml:space="preserve">Неудача. </w:t>
-      </w:r>
-      <w:r>
-        <w:rPr>
-          <w:rFonts w:ascii="Times New Roman" w:hAnsi="Times New Roman" w:eastAsia="Times New Roman" w:cs="Times New Roman"/>
-          <w:b w:val="0"/>
-          <w:i w:val="0"/>
-          <w:sz w:val="28"/>
-        </w:rPr>
-        <w:t>Продажа не проведена: нет мест, рейс закрыт, место занято, нет цены или отказ до подтверждения.</w:t>
       </w:r>
     </w:p>
     <w:p>
@@ -2028,8 +1904,301 @@
       <w:r>
         <w:drawing>
           <wp:inline xmlns:a="http://schemas.openxmlformats.org/drawingml/2006/main" xmlns:pic="http://schemas.openxmlformats.org/drawingml/2006/picture">
-            <wp:extent cx="4392000" cy="2946243"/>
+            <wp:extent cx="5040000" cy="1863775"/>
             <wp:docPr id="2" name="Picture 2"/>
+            <wp:cNvGraphicFramePr>
+              <a:graphicFrameLocks noChangeAspect="1"/>
+            </wp:cNvGraphicFramePr>
+            <a:graphic>
+              <a:graphicData uri="http://schemas.openxmlformats.org/drawingml/2006/picture">
+                <pic:pic>
+                  <pic:nvPicPr>
+                    <pic:cNvPr id="0" name="publish.png"/>
+                    <pic:cNvPicPr/>
+                  </pic:nvPicPr>
+                  <pic:blipFill>
+                    <a:blip r:embed="rId14"/>
+                    <a:stretch>
+                      <a:fillRect/>
+                    </a:stretch>
+                  </pic:blipFill>
+                  <pic:spPr>
+                    <a:xfrm>
+                      <a:off x="0" y="0"/>
+                      <a:ext cx="5040000" cy="1863775"/>
+                    </a:xfrm>
+                    <a:prstGeom prst="rect"/>
+                  </pic:spPr>
+                </pic:pic>
+              </a:graphicData>
+            </a:graphic>
+          </wp:inline>
+        </w:drawing>
+      </w:r>
+    </w:p>
+    <w:p>
+      <w:pPr>
+        <w:spacing w:line="240" w:lineRule="auto" w:after="120" w:before="60"/>
+        <w:ind w:firstLine="0" w:left="0"/>
+        <w:jc w:val="center"/>
+      </w:pPr>
+      <w:r>
+        <w:rPr>
+          <w:rFonts w:ascii="Times New Roman" w:hAnsi="Times New Roman" w:eastAsia="Times New Roman" w:cs="Times New Roman"/>
+          <w:b w:val="0"/>
+          <w:i w:val="0"/>
+          <w:sz w:val="28"/>
+        </w:rPr>
+        <w:t>Рисунок 2 — Поток публикации рейса</w:t>
+      </w:r>
+    </w:p>
+    <w:p>
+      <w:pPr>
+        <w:keepNext/>
+        <w:spacing w:lineRule="auto" w:line="360" w:after="60" w:before="160"/>
+        <w:ind w:firstLine="709" w:left="0"/>
+        <w:jc w:val="left"/>
+      </w:pPr>
+      <w:r>
+        <w:rPr>
+          <w:rFonts w:ascii="Times New Roman" w:hAnsi="Times New Roman" w:eastAsia="Times New Roman" w:cs="Times New Roman"/>
+          <w:b/>
+          <w:i w:val="0"/>
+          <w:sz w:val="28"/>
+        </w:rPr>
+        <w:t>2.3 Продать билет с резервом места</w:t>
+      </w:r>
+    </w:p>
+    <w:p>
+      <w:pPr>
+        <w:spacing w:lineRule="auto" w:line="360" w:after="0" w:before="0"/>
+        <w:ind w:firstLine="709" w:left="0"/>
+        <w:jc w:val="both"/>
+      </w:pPr>
+      <w:r>
+        <w:rPr>
+          <w:rFonts w:ascii="Times New Roman" w:hAnsi="Times New Roman" w:eastAsia="Times New Roman" w:cs="Times New Roman"/>
+          <w:b/>
+          <w:i w:val="0"/>
+          <w:sz w:val="28"/>
+        </w:rPr>
+        <w:t xml:space="preserve">Имя. </w:t>
+      </w:r>
+      <w:r>
+        <w:rPr>
+          <w:rFonts w:ascii="Times New Roman" w:hAnsi="Times New Roman" w:eastAsia="Times New Roman" w:cs="Times New Roman"/>
+          <w:b w:val="0"/>
+          <w:i w:val="0"/>
+          <w:sz w:val="28"/>
+        </w:rPr>
+        <w:t>UC-2 «Продать билет с резервом места». Кассир находит открытый рейс, занимает свободное место по цене из прайса и печатает купон. Пассажир в систему не входит. Держится БЦ-1 и БЦ-2.</w:t>
+      </w:r>
+    </w:p>
+    <w:p>
+      <w:pPr>
+        <w:spacing w:lineRule="auto" w:line="360" w:after="0" w:before="0"/>
+        <w:ind w:firstLine="709" w:left="0"/>
+        <w:jc w:val="both"/>
+      </w:pPr>
+      <w:r>
+        <w:rPr>
+          <w:rFonts w:ascii="Times New Roman" w:hAnsi="Times New Roman" w:eastAsia="Times New Roman" w:cs="Times New Roman"/>
+          <w:b/>
+          <w:i w:val="0"/>
+          <w:sz w:val="28"/>
+        </w:rPr>
+        <w:t xml:space="preserve">Основной поток. </w:t>
+      </w:r>
+      <w:r>
+        <w:rPr>
+          <w:rFonts w:ascii="Times New Roman" w:hAnsi="Times New Roman" w:eastAsia="Times New Roman" w:cs="Times New Roman"/>
+          <w:b w:val="0"/>
+          <w:i w:val="0"/>
+          <w:sz w:val="28"/>
+        </w:rPr>
+        <w:t>1. Кассир задаёт станции и дату. 2. Выбирает рейс, место и данные пассажира. 3. Фиксирует оплату и подтверждает. 4. Система резервирует место и печатает купон.</w:t>
+      </w:r>
+    </w:p>
+    <w:p>
+      <w:pPr>
+        <w:spacing w:lineRule="auto" w:line="360" w:after="0" w:before="0"/>
+        <w:ind w:firstLine="709" w:left="0"/>
+        <w:jc w:val="both"/>
+      </w:pPr>
+      <w:r>
+        <w:rPr>
+          <w:rFonts w:ascii="Times New Roman" w:hAnsi="Times New Roman" w:eastAsia="Times New Roman" w:cs="Times New Roman"/>
+          <w:b/>
+          <w:i w:val="0"/>
+          <w:sz w:val="28"/>
+        </w:rPr>
+        <w:t xml:space="preserve">Альтернативы. </w:t>
+      </w:r>
+      <w:r>
+        <w:rPr>
+          <w:rFonts w:ascii="Times New Roman" w:hAnsi="Times New Roman" w:eastAsia="Times New Roman" w:cs="Times New Roman"/>
+          <w:b w:val="0"/>
+          <w:i w:val="0"/>
+          <w:sz w:val="28"/>
+        </w:rPr>
+        <w:t>Нет мест, рейс закрыт, место занято, нет цены или отказ до подтверждения — билет не создаётся.</w:t>
+      </w:r>
+    </w:p>
+    <w:p>
+      <w:pPr>
+        <w:spacing w:lineRule="auto" w:line="360" w:after="0" w:before="0"/>
+        <w:ind w:firstLine="709" w:left="0"/>
+        <w:jc w:val="both"/>
+      </w:pPr>
+      <w:r>
+        <w:rPr>
+          <w:rFonts w:ascii="Times New Roman" w:hAnsi="Times New Roman" w:eastAsia="Times New Roman" w:cs="Times New Roman"/>
+          <w:b/>
+          <w:i w:val="0"/>
+          <w:sz w:val="28"/>
+        </w:rPr>
+        <w:t xml:space="preserve">Предусловие. </w:t>
+      </w:r>
+      <w:r>
+        <w:rPr>
+          <w:rFonts w:ascii="Times New Roman" w:hAnsi="Times New Roman" w:eastAsia="Times New Roman" w:cs="Times New Roman"/>
+          <w:b w:val="0"/>
+          <w:i w:val="0"/>
+          <w:sz w:val="28"/>
+        </w:rPr>
+        <w:t>Смена кассира открыта (UC-8), станция в обслуживании (UC-9), рейс открыт к продаже (UC-1).</w:t>
+      </w:r>
+    </w:p>
+    <w:p>
+      <w:pPr>
+        <w:spacing w:lineRule="auto" w:line="360" w:after="0" w:before="0"/>
+        <w:ind w:firstLine="709" w:left="0"/>
+        <w:jc w:val="both"/>
+      </w:pPr>
+      <w:r>
+        <w:rPr>
+          <w:rFonts w:ascii="Times New Roman" w:hAnsi="Times New Roman" w:eastAsia="Times New Roman" w:cs="Times New Roman"/>
+          <w:b/>
+          <w:i w:val="0"/>
+          <w:sz w:val="28"/>
+        </w:rPr>
+        <w:t xml:space="preserve">Постусловие. </w:t>
+      </w:r>
+      <w:r>
+        <w:rPr>
+          <w:rFonts w:ascii="Times New Roman" w:hAnsi="Times New Roman" w:eastAsia="Times New Roman" w:cs="Times New Roman"/>
+          <w:b w:val="0"/>
+          <w:i w:val="0"/>
+          <w:sz w:val="28"/>
+        </w:rPr>
+        <w:t>При успехе билет проведён и купон напечатан; при неудаче билет не создан.</w:t>
+      </w:r>
+    </w:p>
+    <w:p>
+      <w:pPr>
+        <w:spacing w:lineRule="auto" w:line="360" w:after="0" w:before="0"/>
+        <w:ind w:firstLine="709" w:left="0"/>
+        <w:jc w:val="both"/>
+      </w:pPr>
+      <w:r>
+        <w:rPr>
+          <w:rFonts w:ascii="Times New Roman" w:hAnsi="Times New Roman" w:eastAsia="Times New Roman" w:cs="Times New Roman"/>
+          <w:b/>
+          <w:i w:val="0"/>
+          <w:sz w:val="28"/>
+        </w:rPr>
+        <w:t xml:space="preserve">Связи. </w:t>
+      </w:r>
+      <w:r>
+        <w:rPr>
+          <w:rFonts w:ascii="Times New Roman" w:hAnsi="Times New Roman" w:eastAsia="Times New Roman" w:cs="Times New Roman"/>
+          <w:b w:val="0"/>
+          <w:i w:val="0"/>
+          <w:sz w:val="28"/>
+        </w:rPr>
+        <w:t>Начинает кассир. Нужны UC-1, UC-8 и UC-9. Расширение — UC-5.</w:t>
+      </w:r>
+    </w:p>
+    <w:p>
+      <w:pPr>
+        <w:spacing w:lineRule="auto" w:line="360" w:after="0" w:before="0"/>
+        <w:ind w:firstLine="709" w:left="0"/>
+        <w:jc w:val="both"/>
+      </w:pPr>
+      <w:r>
+        <w:rPr>
+          <w:rFonts w:ascii="Times New Roman" w:hAnsi="Times New Roman" w:eastAsia="Times New Roman" w:cs="Times New Roman"/>
+          <w:b/>
+          <w:i w:val="0"/>
+          <w:sz w:val="28"/>
+        </w:rPr>
+        <w:t xml:space="preserve">Диаграмма. </w:t>
+      </w:r>
+      <w:r>
+        <w:rPr>
+          <w:rFonts w:ascii="Times New Roman" w:hAnsi="Times New Roman" w:eastAsia="Times New Roman" w:cs="Times New Roman"/>
+          <w:b w:val="0"/>
+          <w:i w:val="0"/>
+          <w:sz w:val="28"/>
+        </w:rPr>
+        <w:t>Общая схема — рисунок 1. Поток — рисунок 3.</w:t>
+      </w:r>
+    </w:p>
+    <w:p>
+      <w:pPr>
+        <w:spacing w:lineRule="auto" w:line="360" w:after="0" w:before="0"/>
+        <w:ind w:firstLine="709" w:left="0"/>
+        <w:jc w:val="both"/>
+      </w:pPr>
+      <w:r>
+        <w:rPr>
+          <w:rFonts w:ascii="Times New Roman" w:hAnsi="Times New Roman" w:eastAsia="Times New Roman" w:cs="Times New Roman"/>
+          <w:b/>
+          <w:i w:val="0"/>
+          <w:sz w:val="28"/>
+        </w:rPr>
+        <w:t xml:space="preserve">Успех. </w:t>
+      </w:r>
+      <w:r>
+        <w:rPr>
+          <w:rFonts w:ascii="Times New Roman" w:hAnsi="Times New Roman" w:eastAsia="Times New Roman" w:cs="Times New Roman"/>
+          <w:b w:val="0"/>
+          <w:i w:val="0"/>
+          <w:sz w:val="28"/>
+        </w:rPr>
+        <w:t xml:space="preserve">Билет продан, место занято. </w:t>
+      </w:r>
+      <w:r>
+        <w:rPr>
+          <w:rFonts w:ascii="Times New Roman" w:hAnsi="Times New Roman" w:eastAsia="Times New Roman" w:cs="Times New Roman"/>
+          <w:b/>
+          <w:i w:val="0"/>
+          <w:sz w:val="28"/>
+        </w:rPr>
+        <w:t xml:space="preserve">Неудача. </w:t>
+      </w:r>
+      <w:r>
+        <w:rPr>
+          <w:rFonts w:ascii="Times New Roman" w:hAnsi="Times New Roman" w:eastAsia="Times New Roman" w:cs="Times New Roman"/>
+          <w:b w:val="0"/>
+          <w:i w:val="0"/>
+          <w:sz w:val="28"/>
+        </w:rPr>
+        <w:t>Продажа не проведена.</w:t>
+      </w:r>
+    </w:p>
+    <w:p>
+      <w:pPr>
+        <w:keepNext/>
+        <w:spacing w:line="240" w:lineRule="auto" w:after="0" w:before="120"/>
+        <w:ind w:firstLine="0" w:left="0"/>
+        <w:jc w:val="center"/>
+      </w:pPr>
+      <w:r>
+        <w:drawing>
+          <wp:inline xmlns:a="http://schemas.openxmlformats.org/drawingml/2006/main" xmlns:pic="http://schemas.openxmlformats.org/drawingml/2006/picture">
+            <wp:extent cx="5040000" cy="1863775"/>
+            <wp:docPr id="3" name="Picture 3"/>
             <wp:cNvGraphicFramePr>
               <a:graphicFrameLocks noChangeAspect="1"/>
             </wp:cNvGraphicFramePr>
@@ -2041,7 +2210,7 @@
                     <pic:cNvPicPr/>
                   </pic:nvPicPr>
                   <pic:blipFill>
-                    <a:blip r:embed="rId14"/>
+                    <a:blip r:embed="rId15"/>
                     <a:stretch>
                       <a:fillRect/>
                     </a:stretch>
@@ -2049,7 +2218,7 @@
                   <pic:spPr>
                     <a:xfrm>
                       <a:off x="0" y="0"/>
-                      <a:ext cx="4392000" cy="2946243"/>
+                      <a:ext cx="5040000" cy="1863775"/>
                     </a:xfrm>
                     <a:prstGeom prst="rect"/>
                   </pic:spPr>
@@ -2073,7 +2242,7 @@
           <w:i w:val="0"/>
           <w:sz w:val="28"/>
         </w:rPr>
-        <w:t>Рисунок 2 — Поток продажи билета</w:t>
+        <w:t>Рисунок 3 — Поток продажи билета</w:t>
       </w:r>
     </w:p>
     <w:p>
@@ -2115,7 +2284,7 @@
           <w:i w:val="0"/>
           <w:sz w:val="28"/>
         </w:rPr>
-        <w:t>UC-3 «Закрыть продажу при отмене рейса». Диспетчер отменяет рейс. Система ставит статус «отменён», блокирует новые продажи и помечает уже оформленные билеты. Выплату по всем билетам рейса этот вариант не проводит. Срок блокировки задан порогом БЦ-3.</w:t>
+        <w:t>UC-3 «Закрыть продажу при отмене рейса». Диспетчер отменяет рейс: статус «отменён», новые продажи закрыты, оформленные билеты помечены. Массовую выплату вариант не проводит. Срок — БЦ-3.</w:t>
       </w:r>
     </w:p>
     <w:p>
@@ -2140,7 +2309,7 @@
           <w:i w:val="0"/>
           <w:sz w:val="28"/>
         </w:rPr>
-        <w:t>1. Диспетчер открывает рейс, который был открыт к продаже. 2. Указывает причину отмены. 3. Подтверждает отмену. 4. Система ставит статус «отменён» и запрещает новые продажи. 5. Действующие билеты помечаются, история не стирается.</w:t>
+        <w:t>1. Диспетчер открывает рейс и указывает причину. 2. Подтверждает отмену. 3. Система закрывает продажи и помечает билеты.</w:t>
       </w:r>
     </w:p>
     <w:p>
@@ -2165,7 +2334,7 @@
           <w:i w:val="0"/>
           <w:sz w:val="28"/>
         </w:rPr>
-        <w:t>Рейс уже отменён — вторая отмена не создаётся; незавершённый черновик в кассе не проводится; массовая выплата остаётся во второй очереди, отдельный билет гасит UC-5.</w:t>
+        <w:t>Повторная отмена не создаётся; черновик в кассе не проводится; массовая выплата — во второй очереди.</w:t>
       </w:r>
     </w:p>
     <w:p>
@@ -2190,7 +2359,7 @@
           <w:i w:val="0"/>
           <w:sz w:val="28"/>
         </w:rPr>
-        <w:t>Рейс существует и был открыт к продаже, диспетчер работает от своего имени, причина указана до подтверждения.</w:t>
+        <w:t>Рейс был открыт к продаже, диспетчер работает от своего имени.</w:t>
       </w:r>
     </w:p>
     <w:p>
@@ -2215,7 +2384,7 @@
           <w:i w:val="0"/>
           <w:sz w:val="28"/>
         </w:rPr>
-        <w:t>При успехе новые продажи невозможны и билеты помечены; при неудаче статус не меняется.</w:t>
+        <w:t>При успехе новые продажи невозможны; при неудаче статус прежний.</w:t>
       </w:r>
     </w:p>
     <w:p>
@@ -2240,7 +2409,7 @@
           <w:i w:val="0"/>
           <w:sz w:val="28"/>
         </w:rPr>
-        <w:t>Вариант начинает диспетчер. Он меняет результат UC-1 и не включает продажу или возврат. Помеченный билет можно погасить в UC-5, место в продажу не возвращается.</w:t>
+        <w:t>Меняет результат UC-1. Отдельный билет гасит UC-5; место в продажу не возвращается.</w:t>
       </w:r>
     </w:p>
     <w:p>
@@ -2265,7 +2434,7 @@
           <w:i w:val="0"/>
           <w:sz w:val="28"/>
         </w:rPr>
-        <w:t>Вариант показан на рисунке 1. Поток отмены — на рисунке 3.</w:t>
+        <w:t>Общая схема — рисунок 1. Поток — рисунок 4.</w:t>
       </w:r>
     </w:p>
     <w:p>
@@ -2308,7 +2477,7 @@
           <w:i w:val="0"/>
           <w:sz w:val="28"/>
         </w:rPr>
-        <w:t>Отмена не подтверждена, повторная отмена не создана или черновик продажи не проведён.</w:t>
+        <w:t>Отмена не подтверждена.</w:t>
       </w:r>
     </w:p>
     <w:p>
@@ -2321,8 +2490,8 @@
       <w:r>
         <w:drawing>
           <wp:inline xmlns:a="http://schemas.openxmlformats.org/drawingml/2006/main" xmlns:pic="http://schemas.openxmlformats.org/drawingml/2006/picture">
-            <wp:extent cx="4392000" cy="2946243"/>
-            <wp:docPr id="3" name="Picture 3"/>
+            <wp:extent cx="5040000" cy="1863775"/>
+            <wp:docPr id="4" name="Picture 4"/>
             <wp:cNvGraphicFramePr>
               <a:graphicFrameLocks noChangeAspect="1"/>
             </wp:cNvGraphicFramePr>
@@ -2334,7 +2503,7 @@
                     <pic:cNvPicPr/>
                   </pic:nvPicPr>
                   <pic:blipFill>
-                    <a:blip r:embed="rId15"/>
+                    <a:blip r:embed="rId16"/>
                     <a:stretch>
                       <a:fillRect/>
                     </a:stretch>
@@ -2342,7 +2511,7 @@
                   <pic:spPr>
                     <a:xfrm>
                       <a:off x="0" y="0"/>
-                      <a:ext cx="4392000" cy="2946243"/>
+                      <a:ext cx="5040000" cy="1863775"/>
                     </a:xfrm>
                     <a:prstGeom prst="rect"/>
                   </pic:spPr>
@@ -2366,7 +2535,7 @@
           <w:i w:val="0"/>
           <w:sz w:val="28"/>
         </w:rPr>
-        <w:t>Рисунок 3 — Поток закрытия продажи при отмене рейса</w:t>
+        <w:t>Рисунок 4 — Поток закрытия продажи при отмене рейса</w:t>
       </w:r>
     </w:p>
     <w:p>
@@ -2408,7 +2577,7 @@
           <w:i w:val="0"/>
           <w:sz w:val="28"/>
         </w:rPr>
-        <w:t>UC-4 «Отметить посадку». Контролёр по номеру билета или по купону проверяет, что билет действующий, и фиксирует одну отметку. Повтор, возвращённый билет и билет отменённого рейса к посадке не принимаются. Цену, место и расписание контролёр здесь не меняет.</w:t>
+        <w:t>UC-4 «Отметить посадку». Контролёр по номеру билета или купону ставит одну отметку посадки. Цену и расписание не меняет.</w:t>
       </w:r>
     </w:p>
     <w:p>
@@ -2433,7 +2602,7 @@
           <w:i w:val="0"/>
           <w:sz w:val="28"/>
         </w:rPr>
-        <w:t>1. Контролёр открывает рабочее место. 2. Вводит номер билета или считывает купон. 3. Система показывает рейс, место, пассажира и статус. 4. Контролёр подтверждает посадку. 5. Система записывает одну отметку.</w:t>
+        <w:t>1. Вводит номер билета или считывает купон. 2. Проверяет статус и подтверждает. 3. Система записывает одну отметку.</w:t>
       </w:r>
     </w:p>
     <w:p>
@@ -2458,7 +2627,7 @@
           <w:i w:val="0"/>
           <w:sz w:val="28"/>
         </w:rPr>
-        <w:t>Билет не найден, рейс отменён, билет возвращён, посадка уже отмечена или контролёр не подтвердил — новая отметка не создаётся.</w:t>
+        <w:t>Билет не найден, возвращён, рейс отменён или посадка уже есть — отметка не создаётся.</w:t>
       </w:r>
     </w:p>
     <w:p>
@@ -2483,7 +2652,7 @@
           <w:i w:val="0"/>
           <w:sz w:val="28"/>
         </w:rPr>
-        <w:t>Контролёр работает от своего имени, билет действующий, рейс не отменён, посадка по нему ещё не отмечена.</w:t>
+        <w:t>Смена контролёра открыта (UC-8), станция в обслуживании (UC-9), билет действующий.</w:t>
       </w:r>
     </w:p>
     <w:p>
@@ -2508,7 +2677,7 @@
           <w:i w:val="0"/>
           <w:sz w:val="28"/>
         </w:rPr>
-        <w:t>При успехе по билету одна отметка посадки; при неудаче отметки нет.</w:t>
+        <w:t>При успехе одна отметка; при неудаче отметки нет.</w:t>
       </w:r>
     </w:p>
     <w:p>
@@ -2533,7 +2702,7 @@
           <w:i w:val="0"/>
           <w:sz w:val="28"/>
         </w:rPr>
-        <w:t>Вариант начинает контролёр. Нужен билет UC-2, не погашенный UC-5. После отметки возврат закрыт. Отдельной точки расширения нет.</w:t>
+        <w:t>Нужен билет UC-2. После отметки возврат UC-5 закрыт.</w:t>
       </w:r>
     </w:p>
     <w:p>
@@ -2558,7 +2727,7 @@
           <w:i w:val="0"/>
           <w:sz w:val="28"/>
         </w:rPr>
-        <w:t>Вариант показан на рисунке 1.</w:t>
+        <w:t>Общая схема — рисунок 1. Поток — рисунок 5.</w:t>
       </w:r>
     </w:p>
     <w:p>
@@ -2601,7 +2770,65 @@
           <w:i w:val="0"/>
           <w:sz w:val="28"/>
         </w:rPr>
-        <w:t>Отметка не записана: билет не найден, рейс отменён, билет возвращён, повтор или отказ от подтверждения.</w:t>
+        <w:t>Отметка не записана.</w:t>
+      </w:r>
+    </w:p>
+    <w:p>
+      <w:pPr>
+        <w:keepNext/>
+        <w:spacing w:line="240" w:lineRule="auto" w:after="0" w:before="120"/>
+        <w:ind w:firstLine="0" w:left="0"/>
+        <w:jc w:val="center"/>
+      </w:pPr>
+      <w:r>
+        <w:drawing>
+          <wp:inline xmlns:a="http://schemas.openxmlformats.org/drawingml/2006/main" xmlns:pic="http://schemas.openxmlformats.org/drawingml/2006/picture">
+            <wp:extent cx="5040000" cy="1863775"/>
+            <wp:docPr id="5" name="Picture 5"/>
+            <wp:cNvGraphicFramePr>
+              <a:graphicFrameLocks noChangeAspect="1"/>
+            </wp:cNvGraphicFramePr>
+            <a:graphic>
+              <a:graphicData uri="http://schemas.openxmlformats.org/drawingml/2006/picture">
+                <pic:pic>
+                  <pic:nvPicPr>
+                    <pic:cNvPr id="0" name="board.png"/>
+                    <pic:cNvPicPr/>
+                  </pic:nvPicPr>
+                  <pic:blipFill>
+                    <a:blip r:embed="rId17"/>
+                    <a:stretch>
+                      <a:fillRect/>
+                    </a:stretch>
+                  </pic:blipFill>
+                  <pic:spPr>
+                    <a:xfrm>
+                      <a:off x="0" y="0"/>
+                      <a:ext cx="5040000" cy="1863775"/>
+                    </a:xfrm>
+                    <a:prstGeom prst="rect"/>
+                  </pic:spPr>
+                </pic:pic>
+              </a:graphicData>
+            </a:graphic>
+          </wp:inline>
+        </w:drawing>
+      </w:r>
+    </w:p>
+    <w:p>
+      <w:pPr>
+        <w:spacing w:line="240" w:lineRule="auto" w:after="120" w:before="60"/>
+        <w:ind w:firstLine="0" w:left="0"/>
+        <w:jc w:val="center"/>
+      </w:pPr>
+      <w:r>
+        <w:rPr>
+          <w:rFonts w:ascii="Times New Roman" w:hAnsi="Times New Roman" w:eastAsia="Times New Roman" w:cs="Times New Roman"/>
+          <w:b w:val="0"/>
+          <w:i w:val="0"/>
+          <w:sz w:val="28"/>
+        </w:rPr>
+        <w:t>Рисунок 5 — Поток отметки посадки</w:t>
       </w:r>
     </w:p>
     <w:p>
@@ -2643,7 +2870,7 @@
           <w:i w:val="0"/>
           <w:sz w:val="28"/>
         </w:rPr>
-        <w:t>UC-5 «Вернуть билет». Кассир до отправления и до отметки посадки гасит проданный билет. Если рейс не отменён, место снова свободно. Сумму берёт система из проведённого билета, бухгалтер только видит её при сверке.</w:t>
+        <w:t>UC-5 «Вернуть билет». Кассир до отправления и до посадки гасит билет. Если рейс не отменён, место снова свободно.</w:t>
       </w:r>
     </w:p>
     <w:p>
@@ -2668,7 +2895,7 @@
           <w:i w:val="0"/>
           <w:sz w:val="28"/>
         </w:rPr>
-        <w:t>1. Кассир находит билет по номеру. 2. Система показывает рейс, место, сумму и допустимость возврата. 3. Кассир подтверждает возврат. 4. Система гасит билет и фиксирует сумму. 5. Если рейс не отменён, место снова свободно.</w:t>
+        <w:t>1. Находит билет по номеру. 2. Подтверждает возврат. 3. Система гасит билет и при необходимости освобождает место.</w:t>
       </w:r>
     </w:p>
     <w:p>
@@ -2693,7 +2920,7 @@
           <w:i w:val="0"/>
           <w:sz w:val="28"/>
         </w:rPr>
-        <w:t>Посадка уже отмечена, срок истёк или билет уже возвращён — отказ; билет не найден — возврат не начинается; рейс отменён — билет гасится, а место остаётся закрытым.</w:t>
+        <w:t>Посадка, срок истёк или билет уже погашен — отказ; при отменённом рейсе место остаётся закрытым.</w:t>
       </w:r>
     </w:p>
     <w:p>
@@ -2718,7 +2945,7 @@
           <w:i w:val="0"/>
           <w:sz w:val="28"/>
         </w:rPr>
-        <w:t>Кассир работает от своего имени, билет продан, посадка не отмечена, правило возврата до отправления ещё выполняется.</w:t>
+        <w:t>Смена кассира открыта, билет продан, посадка не отмечена.</w:t>
       </w:r>
     </w:p>
     <w:p>
@@ -2743,7 +2970,7 @@
           <w:i w:val="0"/>
           <w:sz w:val="28"/>
         </w:rPr>
-        <w:t>При успехе билет возвращён и повтор невозможен; место свободно, только если рейс не отменён.</w:t>
+        <w:t>Билет возвращён; место свободно только если рейс не отменён.</w:t>
       </w:r>
     </w:p>
     <w:p>
@@ -2768,7 +2995,7 @@
           <w:i w:val="0"/>
           <w:sz w:val="28"/>
         </w:rPr>
-        <w:t>Вариант начинает кассир: это точка расширения уже проданного билета UC-2. Для отменённого рейса используется пометка UC-3. Массовая выплата из UC-5 не вызывается.</w:t>
+        <w:t>Точка расширения UC-2. Массовая выплата не вызывается.</w:t>
       </w:r>
     </w:p>
     <w:p>
@@ -2793,7 +3020,7 @@
           <w:i w:val="0"/>
           <w:sz w:val="28"/>
         </w:rPr>
-        <w:t>Вариант показан на рисунке 1.</w:t>
+        <w:t>Общая схема — рисунок 1. Поток — рисунок 6.</w:t>
       </w:r>
     </w:p>
     <w:p>
@@ -2818,7 +3045,7 @@
           <w:i w:val="0"/>
           <w:sz w:val="28"/>
         </w:rPr>
-        <w:t xml:space="preserve">Билет возвращён; место свободно, если рейс не отменён. </w:t>
+        <w:t xml:space="preserve">Билет возвращён. </w:t>
       </w:r>
       <w:r>
         <w:rPr>
@@ -2836,7 +3063,65 @@
           <w:i w:val="0"/>
           <w:sz w:val="28"/>
         </w:rPr>
-        <w:t>Возврат не проведён: посадка отмечена, срок истёк, билет уже погашен или не найден.</w:t>
+        <w:t>Возврат не проведён.</w:t>
+      </w:r>
+    </w:p>
+    <w:p>
+      <w:pPr>
+        <w:keepNext/>
+        <w:spacing w:line="240" w:lineRule="auto" w:after="0" w:before="120"/>
+        <w:ind w:firstLine="0" w:left="0"/>
+        <w:jc w:val="center"/>
+      </w:pPr>
+      <w:r>
+        <w:drawing>
+          <wp:inline xmlns:a="http://schemas.openxmlformats.org/drawingml/2006/main" xmlns:pic="http://schemas.openxmlformats.org/drawingml/2006/picture">
+            <wp:extent cx="5040000" cy="1863775"/>
+            <wp:docPr id="6" name="Picture 6"/>
+            <wp:cNvGraphicFramePr>
+              <a:graphicFrameLocks noChangeAspect="1"/>
+            </wp:cNvGraphicFramePr>
+            <a:graphic>
+              <a:graphicData uri="http://schemas.openxmlformats.org/drawingml/2006/picture">
+                <pic:pic>
+                  <pic:nvPicPr>
+                    <pic:cNvPr id="0" name="refund.png"/>
+                    <pic:cNvPicPr/>
+                  </pic:nvPicPr>
+                  <pic:blipFill>
+                    <a:blip r:embed="rId18"/>
+                    <a:stretch>
+                      <a:fillRect/>
+                    </a:stretch>
+                  </pic:blipFill>
+                  <pic:spPr>
+                    <a:xfrm>
+                      <a:off x="0" y="0"/>
+                      <a:ext cx="5040000" cy="1863775"/>
+                    </a:xfrm>
+                    <a:prstGeom prst="rect"/>
+                  </pic:spPr>
+                </pic:pic>
+              </a:graphicData>
+            </a:graphic>
+          </wp:inline>
+        </w:drawing>
+      </w:r>
+    </w:p>
+    <w:p>
+      <w:pPr>
+        <w:spacing w:line="240" w:lineRule="auto" w:after="120" w:before="60"/>
+        <w:ind w:firstLine="0" w:left="0"/>
+        <w:jc w:val="center"/>
+      </w:pPr>
+      <w:r>
+        <w:rPr>
+          <w:rFonts w:ascii="Times New Roman" w:hAnsi="Times New Roman" w:eastAsia="Times New Roman" w:cs="Times New Roman"/>
+          <w:b w:val="0"/>
+          <w:i w:val="0"/>
+          <w:sz w:val="28"/>
+        </w:rPr>
+        <w:t>Рисунок 6 — Поток возврата билета</w:t>
       </w:r>
     </w:p>
     <w:p>
@@ -2878,7 +3163,7 @@
           <w:i w:val="0"/>
           <w:sz w:val="28"/>
         </w:rPr>
-        <w:t>UC-6 «Вести справочники станций и схем вагонов». Администратор ведёт единые справочники пилотного участка: станции, маршруты и схемы пассажирских вагонов. Диспетчер при публикации выбирает только эти записи, касса второй список станций не держит. Грузовой парк в справочник не входит.</w:t>
+        <w:t>UC-6 «Вести справочники станций и схем вагонов». Администратор ведёт единые справочники пилотного участка: станции и схемы пассажирских вагонов. Маршрут как упорядоченная цепочка станций собирает диспетчер в UC-7. Касса второго списка станций не держит. Грузовой парк и найм сотрудников в справочник не входят.</w:t>
       </w:r>
     </w:p>
     <w:p>
@@ -2903,7 +3188,7 @@
           <w:i w:val="0"/>
           <w:sz w:val="28"/>
         </w:rPr>
-        <w:t>1. Администратор открывает справочник станций, маршрутов или схем. 2. Создаёт или правит запись: код станции, список станций маршрута либо тип вагона и номера мест. 3. Система проверяет уникальность кода и номеров и наличие станций маршрута. 4. Администратор подтверждает сохранение. 5. Запись доступна при следующей публикации рейса.</w:t>
+        <w:t>1. Администратор открывает справочник станций или схем вагонов. 2. Создаёт или правит запись: код и название станции либо тип вагона и номера мест. 3. Система проверяет уникальность кода станции и номеров мест. 4. Администратор подтверждает сохранение. 5. Запись доступна для составления маршрута и публикации рейса.</w:t>
       </w:r>
     </w:p>
     <w:p>
@@ -2928,7 +3213,7 @@
           <w:i w:val="0"/>
           <w:sz w:val="28"/>
         </w:rPr>
-        <w:t>Повтор кода или номера места и неизвестная станция в маршруте — запись не сохраняется; удаление того, что использует открытый рейс, запрещено; выход без сохранения справочник не меняет.</w:t>
+        <w:t>Повтор кода или номера места — запись не сохраняется; удаление станции или схемы, которую использует открытый рейс или действующий маршрут, запрещено; выход без сохранения справочник не меняет.</w:t>
       </w:r>
     </w:p>
     <w:p>
@@ -2978,7 +3263,7 @@
           <w:i w:val="0"/>
           <w:sz w:val="28"/>
         </w:rPr>
-        <w:t>При успехе запись доступна для публикации; при неудаче справочник прежний, проданные места открытого рейса не теряются.</w:t>
+        <w:t>При успехе станция или схема доступна дальше по контуру; при неудаче справочник прежний.</w:t>
       </w:r>
     </w:p>
     <w:p>
@@ -3003,7 +3288,7 @@
           <w:i w:val="0"/>
           <w:sz w:val="28"/>
         </w:rPr>
-        <w:t>Вариант начинает администратор. UC-1 только читает готовые записи и UC-6 не включает. Учётные записи и резервное копирование сюда не входят.</w:t>
+        <w:t>Вариант начинает администратор. UC-7 и UC-1 читают готовые записи и UC-6 не включают. Учётные записи и резервное копирование сюда не входят.</w:t>
       </w:r>
     </w:p>
     <w:p>
@@ -3028,7 +3313,7 @@
           <w:i w:val="0"/>
           <w:sz w:val="28"/>
         </w:rPr>
-        <w:t>Вариант показан на рисунке 1.</w:t>
+        <w:t>Место на общей схеме — рисунок 1. Краткий поток справочников — рисунок 7.</w:t>
       </w:r>
     </w:p>
     <w:p>
@@ -3053,7 +3338,7 @@
           <w:i w:val="0"/>
           <w:sz w:val="28"/>
         </w:rPr>
-        <w:t xml:space="preserve">Запись станции, маршрута или схемы вагона сохранена. </w:t>
+        <w:t xml:space="preserve">Запись станции или схемы вагона сохранена. </w:t>
       </w:r>
       <w:r>
         <w:rPr>
@@ -3071,7 +3356,944 @@
           <w:i w:val="0"/>
           <w:sz w:val="28"/>
         </w:rPr>
-        <w:t>Справочник не изменён: дубликат, неизвестная станция, запись занята открытым рейсом или выход без сохранения.</w:t>
+        <w:t>Справочник не изменён: дубликат, запись занята открытым рейсом или маршрутом, выход без сохранения.</w:t>
+      </w:r>
+    </w:p>
+    <w:p>
+      <w:pPr>
+        <w:keepNext/>
+        <w:spacing w:line="240" w:lineRule="auto" w:after="0" w:before="120"/>
+        <w:ind w:firstLine="0" w:left="0"/>
+        <w:jc w:val="center"/>
+      </w:pPr>
+      <w:r>
+        <w:drawing>
+          <wp:inline xmlns:a="http://schemas.openxmlformats.org/drawingml/2006/main" xmlns:pic="http://schemas.openxmlformats.org/drawingml/2006/picture">
+            <wp:extent cx="5040000" cy="1863775"/>
+            <wp:docPr id="7" name="Picture 7"/>
+            <wp:cNvGraphicFramePr>
+              <a:graphicFrameLocks noChangeAspect="1"/>
+            </wp:cNvGraphicFramePr>
+            <a:graphic>
+              <a:graphicData uri="http://schemas.openxmlformats.org/drawingml/2006/picture">
+                <pic:pic>
+                  <pic:nvPicPr>
+                    <pic:cNvPr id="0" name="dirs.png"/>
+                    <pic:cNvPicPr/>
+                  </pic:nvPicPr>
+                  <pic:blipFill>
+                    <a:blip r:embed="rId19"/>
+                    <a:stretch>
+                      <a:fillRect/>
+                    </a:stretch>
+                  </pic:blipFill>
+                  <pic:spPr>
+                    <a:xfrm>
+                      <a:off x="0" y="0"/>
+                      <a:ext cx="5040000" cy="1863775"/>
+                    </a:xfrm>
+                    <a:prstGeom prst="rect"/>
+                  </pic:spPr>
+                </pic:pic>
+              </a:graphicData>
+            </a:graphic>
+          </wp:inline>
+        </w:drawing>
+      </w:r>
+    </w:p>
+    <w:p>
+      <w:pPr>
+        <w:spacing w:line="240" w:lineRule="auto" w:after="120" w:before="60"/>
+        <w:ind w:firstLine="0" w:left="0"/>
+        <w:jc w:val="center"/>
+      </w:pPr>
+      <w:r>
+        <w:rPr>
+          <w:rFonts w:ascii="Times New Roman" w:hAnsi="Times New Roman" w:eastAsia="Times New Roman" w:cs="Times New Roman"/>
+          <w:b w:val="0"/>
+          <w:i w:val="0"/>
+          <w:sz w:val="28"/>
+        </w:rPr>
+        <w:t>Рисунок 7 — Поток ведения справочников</w:t>
+      </w:r>
+    </w:p>
+    <w:p>
+      <w:pPr>
+        <w:keepNext/>
+        <w:spacing w:lineRule="auto" w:line="360" w:after="60" w:before="160"/>
+        <w:ind w:firstLine="709" w:left="0"/>
+        <w:jc w:val="left"/>
+      </w:pPr>
+      <w:r>
+        <w:rPr>
+          <w:rFonts w:ascii="Times New Roman" w:hAnsi="Times New Roman" w:eastAsia="Times New Roman" w:cs="Times New Roman"/>
+          <w:b/>
+          <w:i w:val="0"/>
+          <w:sz w:val="28"/>
+        </w:rPr>
+        <w:t>2.8 Составить маршрут</w:t>
+      </w:r>
+    </w:p>
+    <w:p>
+      <w:pPr>
+        <w:spacing w:lineRule="auto" w:line="360" w:after="0" w:before="0"/>
+        <w:ind w:firstLine="709" w:left="0"/>
+        <w:jc w:val="both"/>
+      </w:pPr>
+      <w:r>
+        <w:rPr>
+          <w:rFonts w:ascii="Times New Roman" w:hAnsi="Times New Roman" w:eastAsia="Times New Roman" w:cs="Times New Roman"/>
+          <w:b/>
+          <w:i w:val="0"/>
+          <w:sz w:val="28"/>
+        </w:rPr>
+        <w:t xml:space="preserve">Имя. </w:t>
+      </w:r>
+      <w:r>
+        <w:rPr>
+          <w:rFonts w:ascii="Times New Roman" w:hAnsi="Times New Roman" w:eastAsia="Times New Roman" w:cs="Times New Roman"/>
+          <w:b w:val="0"/>
+          <w:i w:val="0"/>
+          <w:sz w:val="28"/>
+        </w:rPr>
+        <w:t>UC-7 «Составить маршрут». Диспетчер расписания собирает пассажирский маршрут пилотного участка: упорядоченный список станций и плановое время хода между ними. Без сохранённого маршрута публикация рейса (UC-1) не начинается. Это не управление движением поезда и не грузовой маршрут.</w:t>
+      </w:r>
+    </w:p>
+    <w:p>
+      <w:pPr>
+        <w:spacing w:lineRule="auto" w:line="360" w:after="0" w:before="0"/>
+        <w:ind w:firstLine="709" w:left="0"/>
+        <w:jc w:val="both"/>
+      </w:pPr>
+      <w:r>
+        <w:rPr>
+          <w:rFonts w:ascii="Times New Roman" w:hAnsi="Times New Roman" w:eastAsia="Times New Roman" w:cs="Times New Roman"/>
+          <w:b/>
+          <w:i w:val="0"/>
+          <w:sz w:val="28"/>
+        </w:rPr>
+        <w:t xml:space="preserve">Основной поток. </w:t>
+      </w:r>
+      <w:r>
+        <w:rPr>
+          <w:rFonts w:ascii="Times New Roman" w:hAnsi="Times New Roman" w:eastAsia="Times New Roman" w:cs="Times New Roman"/>
+          <w:b w:val="0"/>
+          <w:i w:val="0"/>
+          <w:sz w:val="28"/>
+        </w:rPr>
+        <w:t>1. Диспетчер создаёт маршрут и задаёт код и название. 2. Добавляет станции из справочника по порядку следования. 3. Указывает плановое время хода или стоянки между соседними станциями. 4. Система проверяет, что станций не меньше двух и коды не повторяются в цепочке. 5. Диспетчер подтверждает сохранение; маршрут доступен при публикации рейса.</w:t>
+      </w:r>
+    </w:p>
+    <w:p>
+      <w:pPr>
+        <w:spacing w:lineRule="auto" w:line="360" w:after="0" w:before="0"/>
+        <w:ind w:firstLine="709" w:left="0"/>
+        <w:jc w:val="both"/>
+      </w:pPr>
+      <w:r>
+        <w:rPr>
+          <w:rFonts w:ascii="Times New Roman" w:hAnsi="Times New Roman" w:eastAsia="Times New Roman" w:cs="Times New Roman"/>
+          <w:b/>
+          <w:i w:val="0"/>
+          <w:sz w:val="28"/>
+        </w:rPr>
+        <w:t xml:space="preserve">Альтернативы. </w:t>
+      </w:r>
+      <w:r>
+        <w:rPr>
+          <w:rFonts w:ascii="Times New Roman" w:hAnsi="Times New Roman" w:eastAsia="Times New Roman" w:cs="Times New Roman"/>
+          <w:b w:val="0"/>
+          <w:i w:val="0"/>
+          <w:sz w:val="28"/>
+        </w:rPr>
+        <w:t>Станции нет в справочнике — сначала UC-6; меньше двух станций или повтор станции в цепочке — маршрут не сохраняется; правка маршрута, уже выбранного открытым рейсом, запрещена без предварительной отмены или закрытия рейса; выход без подтверждения маршрут не меняет.</w:t>
+      </w:r>
+    </w:p>
+    <w:p>
+      <w:pPr>
+        <w:spacing w:lineRule="auto" w:line="360" w:after="0" w:before="0"/>
+        <w:ind w:firstLine="709" w:left="0"/>
+        <w:jc w:val="both"/>
+      </w:pPr>
+      <w:r>
+        <w:rPr>
+          <w:rFonts w:ascii="Times New Roman" w:hAnsi="Times New Roman" w:eastAsia="Times New Roman" w:cs="Times New Roman"/>
+          <w:b/>
+          <w:i w:val="0"/>
+          <w:sz w:val="28"/>
+        </w:rPr>
+        <w:t xml:space="preserve">Предусловие. </w:t>
+      </w:r>
+      <w:r>
+        <w:rPr>
+          <w:rFonts w:ascii="Times New Roman" w:hAnsi="Times New Roman" w:eastAsia="Times New Roman" w:cs="Times New Roman"/>
+          <w:b w:val="0"/>
+          <w:i w:val="0"/>
+          <w:sz w:val="28"/>
+        </w:rPr>
+        <w:t>Диспетчер работает от своего имени, нужные станции есть в справочнике UC-6.</w:t>
+      </w:r>
+    </w:p>
+    <w:p>
+      <w:pPr>
+        <w:spacing w:lineRule="auto" w:line="360" w:after="0" w:before="0"/>
+        <w:ind w:firstLine="709" w:left="0"/>
+        <w:jc w:val="both"/>
+      </w:pPr>
+      <w:r>
+        <w:rPr>
+          <w:rFonts w:ascii="Times New Roman" w:hAnsi="Times New Roman" w:eastAsia="Times New Roman" w:cs="Times New Roman"/>
+          <w:b/>
+          <w:i w:val="0"/>
+          <w:sz w:val="28"/>
+        </w:rPr>
+        <w:t xml:space="preserve">Постусловие. </w:t>
+      </w:r>
+      <w:r>
+        <w:rPr>
+          <w:rFonts w:ascii="Times New Roman" w:hAnsi="Times New Roman" w:eastAsia="Times New Roman" w:cs="Times New Roman"/>
+          <w:b w:val="0"/>
+          <w:i w:val="0"/>
+          <w:sz w:val="28"/>
+        </w:rPr>
+        <w:t>При успехе маршрут сохранён и доступен в UC-1; при неудаче прежняя версия не затирается.</w:t>
+      </w:r>
+    </w:p>
+    <w:p>
+      <w:pPr>
+        <w:spacing w:lineRule="auto" w:line="360" w:after="0" w:before="0"/>
+        <w:ind w:firstLine="709" w:left="0"/>
+        <w:jc w:val="both"/>
+      </w:pPr>
+      <w:r>
+        <w:rPr>
+          <w:rFonts w:ascii="Times New Roman" w:hAnsi="Times New Roman" w:eastAsia="Times New Roman" w:cs="Times New Roman"/>
+          <w:b/>
+          <w:i w:val="0"/>
+          <w:sz w:val="28"/>
+        </w:rPr>
+        <w:t xml:space="preserve">Связи. </w:t>
+      </w:r>
+      <w:r>
+        <w:rPr>
+          <w:rFonts w:ascii="Times New Roman" w:hAnsi="Times New Roman" w:eastAsia="Times New Roman" w:cs="Times New Roman"/>
+          <w:b w:val="0"/>
+          <w:i w:val="0"/>
+          <w:sz w:val="28"/>
+        </w:rPr>
+        <w:t>Вариант начинает диспетчер. Станции берутся из UC-6. UC-1 выбирает готовый маршрут и не включает его правку.</w:t>
+      </w:r>
+    </w:p>
+    <w:p>
+      <w:pPr>
+        <w:spacing w:lineRule="auto" w:line="360" w:after="0" w:before="0"/>
+        <w:ind w:firstLine="709" w:left="0"/>
+        <w:jc w:val="both"/>
+      </w:pPr>
+      <w:r>
+        <w:rPr>
+          <w:rFonts w:ascii="Times New Roman" w:hAnsi="Times New Roman" w:eastAsia="Times New Roman" w:cs="Times New Roman"/>
+          <w:b/>
+          <w:i w:val="0"/>
+          <w:sz w:val="28"/>
+        </w:rPr>
+        <w:t xml:space="preserve">Диаграмма. </w:t>
+      </w:r>
+      <w:r>
+        <w:rPr>
+          <w:rFonts w:ascii="Times New Roman" w:hAnsi="Times New Roman" w:eastAsia="Times New Roman" w:cs="Times New Roman"/>
+          <w:b w:val="0"/>
+          <w:i w:val="0"/>
+          <w:sz w:val="28"/>
+        </w:rPr>
+        <w:t>Место на общей схеме — рисунок 1. Краткий поток маршрута — рисунок 8.</w:t>
+      </w:r>
+    </w:p>
+    <w:p>
+      <w:pPr>
+        <w:spacing w:lineRule="auto" w:line="360" w:after="0" w:before="0"/>
+        <w:ind w:firstLine="709" w:left="0"/>
+        <w:jc w:val="both"/>
+      </w:pPr>
+      <w:r>
+        <w:rPr>
+          <w:rFonts w:ascii="Times New Roman" w:hAnsi="Times New Roman" w:eastAsia="Times New Roman" w:cs="Times New Roman"/>
+          <w:b/>
+          <w:i w:val="0"/>
+          <w:sz w:val="28"/>
+        </w:rPr>
+        <w:t xml:space="preserve">Успех. </w:t>
+      </w:r>
+      <w:r>
+        <w:rPr>
+          <w:rFonts w:ascii="Times New Roman" w:hAnsi="Times New Roman" w:eastAsia="Times New Roman" w:cs="Times New Roman"/>
+          <w:b w:val="0"/>
+          <w:i w:val="0"/>
+          <w:sz w:val="28"/>
+        </w:rPr>
+        <w:t xml:space="preserve">Маршрут из станций и времён хода сохранён. </w:t>
+      </w:r>
+      <w:r>
+        <w:rPr>
+          <w:rFonts w:ascii="Times New Roman" w:hAnsi="Times New Roman" w:eastAsia="Times New Roman" w:cs="Times New Roman"/>
+          <w:b/>
+          <w:i w:val="0"/>
+          <w:sz w:val="28"/>
+        </w:rPr>
+        <w:t xml:space="preserve">Неудача. </w:t>
+      </w:r>
+      <w:r>
+        <w:rPr>
+          <w:rFonts w:ascii="Times New Roman" w:hAnsi="Times New Roman" w:eastAsia="Times New Roman" w:cs="Times New Roman"/>
+          <w:b w:val="0"/>
+          <w:i w:val="0"/>
+          <w:sz w:val="28"/>
+        </w:rPr>
+        <w:t>Маршрут не сохранён: нет станций, цепочка некорректна, маршрут занят открытым рейсом или выход без подтверждения.</w:t>
+      </w:r>
+    </w:p>
+    <w:p>
+      <w:pPr>
+        <w:keepNext/>
+        <w:spacing w:line="240" w:lineRule="auto" w:after="0" w:before="120"/>
+        <w:ind w:firstLine="0" w:left="0"/>
+        <w:jc w:val="center"/>
+      </w:pPr>
+      <w:r>
+        <w:drawing>
+          <wp:inline xmlns:a="http://schemas.openxmlformats.org/drawingml/2006/main" xmlns:pic="http://schemas.openxmlformats.org/drawingml/2006/picture">
+            <wp:extent cx="5040000" cy="1863775"/>
+            <wp:docPr id="8" name="Picture 8"/>
+            <wp:cNvGraphicFramePr>
+              <a:graphicFrameLocks noChangeAspect="1"/>
+            </wp:cNvGraphicFramePr>
+            <a:graphic>
+              <a:graphicData uri="http://schemas.openxmlformats.org/drawingml/2006/picture">
+                <pic:pic>
+                  <pic:nvPicPr>
+                    <pic:cNvPr id="0" name="route.png"/>
+                    <pic:cNvPicPr/>
+                  </pic:nvPicPr>
+                  <pic:blipFill>
+                    <a:blip r:embed="rId20"/>
+                    <a:stretch>
+                      <a:fillRect/>
+                    </a:stretch>
+                  </pic:blipFill>
+                  <pic:spPr>
+                    <a:xfrm>
+                      <a:off x="0" y="0"/>
+                      <a:ext cx="5040000" cy="1863775"/>
+                    </a:xfrm>
+                    <a:prstGeom prst="rect"/>
+                  </pic:spPr>
+                </pic:pic>
+              </a:graphicData>
+            </a:graphic>
+          </wp:inline>
+        </w:drawing>
+      </w:r>
+    </w:p>
+    <w:p>
+      <w:pPr>
+        <w:spacing w:line="240" w:lineRule="auto" w:after="120" w:before="60"/>
+        <w:ind w:firstLine="0" w:left="0"/>
+        <w:jc w:val="center"/>
+      </w:pPr>
+      <w:r>
+        <w:rPr>
+          <w:rFonts w:ascii="Times New Roman" w:hAnsi="Times New Roman" w:eastAsia="Times New Roman" w:cs="Times New Roman"/>
+          <w:b w:val="0"/>
+          <w:i w:val="0"/>
+          <w:sz w:val="28"/>
+        </w:rPr>
+        <w:t>Рисунок 8 — Поток составления маршрута</w:t>
+      </w:r>
+    </w:p>
+    <w:p>
+      <w:pPr>
+        <w:keepNext/>
+        <w:spacing w:lineRule="auto" w:line="360" w:after="60" w:before="160"/>
+        <w:ind w:firstLine="709" w:left="0"/>
+        <w:jc w:val="left"/>
+      </w:pPr>
+      <w:r>
+        <w:rPr>
+          <w:rFonts w:ascii="Times New Roman" w:hAnsi="Times New Roman" w:eastAsia="Times New Roman" w:cs="Times New Roman"/>
+          <w:b/>
+          <w:i w:val="0"/>
+          <w:sz w:val="28"/>
+        </w:rPr>
+        <w:t>2.9 Открыть и закрыть смену</w:t>
+      </w:r>
+    </w:p>
+    <w:p>
+      <w:pPr>
+        <w:spacing w:lineRule="auto" w:line="360" w:after="0" w:before="0"/>
+        <w:ind w:firstLine="709" w:left="0"/>
+        <w:jc w:val="both"/>
+      </w:pPr>
+      <w:r>
+        <w:rPr>
+          <w:rFonts w:ascii="Times New Roman" w:hAnsi="Times New Roman" w:eastAsia="Times New Roman" w:cs="Times New Roman"/>
+          <w:b/>
+          <w:i w:val="0"/>
+          <w:sz w:val="28"/>
+        </w:rPr>
+        <w:t xml:space="preserve">Имя. </w:t>
+      </w:r>
+      <w:r>
+        <w:rPr>
+          <w:rFonts w:ascii="Times New Roman" w:hAnsi="Times New Roman" w:eastAsia="Times New Roman" w:cs="Times New Roman"/>
+          <w:b w:val="0"/>
+          <w:i w:val="0"/>
+          <w:sz w:val="28"/>
+        </w:rPr>
+        <w:t>UC-8 «Открыть и закрыть смену». Кассир или контролёр открывает и закрывает смену на рабочем месте. Без смены продажа, возврат и посадка недоступны. Найм здесь не выполняется.</w:t>
+      </w:r>
+    </w:p>
+    <w:p>
+      <w:pPr>
+        <w:spacing w:lineRule="auto" w:line="360" w:after="0" w:before="0"/>
+        <w:ind w:firstLine="709" w:left="0"/>
+        <w:jc w:val="both"/>
+      </w:pPr>
+      <w:r>
+        <w:rPr>
+          <w:rFonts w:ascii="Times New Roman" w:hAnsi="Times New Roman" w:eastAsia="Times New Roman" w:cs="Times New Roman"/>
+          <w:b/>
+          <w:i w:val="0"/>
+          <w:sz w:val="28"/>
+        </w:rPr>
+        <w:t xml:space="preserve">Основной поток. </w:t>
+      </w:r>
+      <w:r>
+        <w:rPr>
+          <w:rFonts w:ascii="Times New Roman" w:hAnsi="Times New Roman" w:eastAsia="Times New Roman" w:cs="Times New Roman"/>
+          <w:b w:val="0"/>
+          <w:i w:val="0"/>
+          <w:sz w:val="28"/>
+        </w:rPr>
+        <w:t>1. Входит на рабочее место станции. 2. Открывает смену: роль и время начала. 3. Работает по роли; в конце закрывает смену.</w:t>
+      </w:r>
+    </w:p>
+    <w:p>
+      <w:pPr>
+        <w:spacing w:lineRule="auto" w:line="360" w:after="0" w:before="0"/>
+        <w:ind w:firstLine="709" w:left="0"/>
+        <w:jc w:val="both"/>
+      </w:pPr>
+      <w:r>
+        <w:rPr>
+          <w:rFonts w:ascii="Times New Roman" w:hAnsi="Times New Roman" w:eastAsia="Times New Roman" w:cs="Times New Roman"/>
+          <w:b/>
+          <w:i w:val="0"/>
+          <w:sz w:val="28"/>
+        </w:rPr>
+        <w:t xml:space="preserve">Альтернативы. </w:t>
+      </w:r>
+      <w:r>
+        <w:rPr>
+          <w:rFonts w:ascii="Times New Roman" w:hAnsi="Times New Roman" w:eastAsia="Times New Roman" w:cs="Times New Roman"/>
+          <w:b w:val="0"/>
+          <w:i w:val="0"/>
+          <w:sz w:val="28"/>
+        </w:rPr>
+        <w:t>Вторая открытая смена не создаётся; закрытие при черновике продажи останавливается; администратор может аварийно закрыть смену.</w:t>
+      </w:r>
+    </w:p>
+    <w:p>
+      <w:pPr>
+        <w:spacing w:lineRule="auto" w:line="360" w:after="0" w:before="0"/>
+        <w:ind w:firstLine="709" w:left="0"/>
+        <w:jc w:val="both"/>
+      </w:pPr>
+      <w:r>
+        <w:rPr>
+          <w:rFonts w:ascii="Times New Roman" w:hAnsi="Times New Roman" w:eastAsia="Times New Roman" w:cs="Times New Roman"/>
+          <w:b/>
+          <w:i w:val="0"/>
+          <w:sz w:val="28"/>
+        </w:rPr>
+        <w:t xml:space="preserve">Предусловие. </w:t>
+      </w:r>
+      <w:r>
+        <w:rPr>
+          <w:rFonts w:ascii="Times New Roman" w:hAnsi="Times New Roman" w:eastAsia="Times New Roman" w:cs="Times New Roman"/>
+          <w:b w:val="0"/>
+          <w:i w:val="0"/>
+          <w:sz w:val="28"/>
+        </w:rPr>
+        <w:t>Учётная запись есть, станция в обслуживании по UC-9.</w:t>
+      </w:r>
+    </w:p>
+    <w:p>
+      <w:pPr>
+        <w:spacing w:lineRule="auto" w:line="360" w:after="0" w:before="0"/>
+        <w:ind w:firstLine="709" w:left="0"/>
+        <w:jc w:val="both"/>
+      </w:pPr>
+      <w:r>
+        <w:rPr>
+          <w:rFonts w:ascii="Times New Roman" w:hAnsi="Times New Roman" w:eastAsia="Times New Roman" w:cs="Times New Roman"/>
+          <w:b/>
+          <w:i w:val="0"/>
+          <w:sz w:val="28"/>
+        </w:rPr>
+        <w:t xml:space="preserve">Постусловие. </w:t>
+      </w:r>
+      <w:r>
+        <w:rPr>
+          <w:rFonts w:ascii="Times New Roman" w:hAnsi="Times New Roman" w:eastAsia="Times New Roman" w:cs="Times New Roman"/>
+          <w:b w:val="0"/>
+          <w:i w:val="0"/>
+          <w:sz w:val="28"/>
+        </w:rPr>
+        <w:t>Смена активна или закрыта; история сохранена.</w:t>
+      </w:r>
+    </w:p>
+    <w:p>
+      <w:pPr>
+        <w:spacing w:lineRule="auto" w:line="360" w:after="0" w:before="0"/>
+        <w:ind w:firstLine="709" w:left="0"/>
+        <w:jc w:val="both"/>
+      </w:pPr>
+      <w:r>
+        <w:rPr>
+          <w:rFonts w:ascii="Times New Roman" w:hAnsi="Times New Roman" w:eastAsia="Times New Roman" w:cs="Times New Roman"/>
+          <w:b/>
+          <w:i w:val="0"/>
+          <w:sz w:val="28"/>
+        </w:rPr>
+        <w:t xml:space="preserve">Связи. </w:t>
+      </w:r>
+      <w:r>
+        <w:rPr>
+          <w:rFonts w:ascii="Times New Roman" w:hAnsi="Times New Roman" w:eastAsia="Times New Roman" w:cs="Times New Roman"/>
+          <w:b w:val="0"/>
+          <w:i w:val="0"/>
+          <w:sz w:val="28"/>
+        </w:rPr>
+        <w:t>UC-2, UC-4 и UC-5 требуют открытой смены. Нужен UC-9.</w:t>
+      </w:r>
+    </w:p>
+    <w:p>
+      <w:pPr>
+        <w:spacing w:lineRule="auto" w:line="360" w:after="0" w:before="0"/>
+        <w:ind w:firstLine="709" w:left="0"/>
+        <w:jc w:val="both"/>
+      </w:pPr>
+      <w:r>
+        <w:rPr>
+          <w:rFonts w:ascii="Times New Roman" w:hAnsi="Times New Roman" w:eastAsia="Times New Roman" w:cs="Times New Roman"/>
+          <w:b/>
+          <w:i w:val="0"/>
+          <w:sz w:val="28"/>
+        </w:rPr>
+        <w:t xml:space="preserve">Диаграмма. </w:t>
+      </w:r>
+      <w:r>
+        <w:rPr>
+          <w:rFonts w:ascii="Times New Roman" w:hAnsi="Times New Roman" w:eastAsia="Times New Roman" w:cs="Times New Roman"/>
+          <w:b w:val="0"/>
+          <w:i w:val="0"/>
+          <w:sz w:val="28"/>
+        </w:rPr>
+        <w:t>Общая схема — рисунок 1. Поток — рисунок 9.</w:t>
+      </w:r>
+    </w:p>
+    <w:p>
+      <w:pPr>
+        <w:spacing w:lineRule="auto" w:line="360" w:after="0" w:before="0"/>
+        <w:ind w:firstLine="709" w:left="0"/>
+        <w:jc w:val="both"/>
+      </w:pPr>
+      <w:r>
+        <w:rPr>
+          <w:rFonts w:ascii="Times New Roman" w:hAnsi="Times New Roman" w:eastAsia="Times New Roman" w:cs="Times New Roman"/>
+          <w:b/>
+          <w:i w:val="0"/>
+          <w:sz w:val="28"/>
+        </w:rPr>
+        <w:t xml:space="preserve">Успех. </w:t>
+      </w:r>
+      <w:r>
+        <w:rPr>
+          <w:rFonts w:ascii="Times New Roman" w:hAnsi="Times New Roman" w:eastAsia="Times New Roman" w:cs="Times New Roman"/>
+          <w:b w:val="0"/>
+          <w:i w:val="0"/>
+          <w:sz w:val="28"/>
+        </w:rPr>
+        <w:t xml:space="preserve">Смена открыта или закрыта. </w:t>
+      </w:r>
+      <w:r>
+        <w:rPr>
+          <w:rFonts w:ascii="Times New Roman" w:hAnsi="Times New Roman" w:eastAsia="Times New Roman" w:cs="Times New Roman"/>
+          <w:b/>
+          <w:i w:val="0"/>
+          <w:sz w:val="28"/>
+        </w:rPr>
+        <w:t xml:space="preserve">Неудача. </w:t>
+      </w:r>
+      <w:r>
+        <w:rPr>
+          <w:rFonts w:ascii="Times New Roman" w:hAnsi="Times New Roman" w:eastAsia="Times New Roman" w:cs="Times New Roman"/>
+          <w:b w:val="0"/>
+          <w:i w:val="0"/>
+          <w:sz w:val="28"/>
+        </w:rPr>
+        <w:t>Конфликт смен, черновик или выход без подтверждения.</w:t>
+      </w:r>
+    </w:p>
+    <w:p>
+      <w:pPr>
+        <w:keepNext/>
+        <w:spacing w:line="240" w:lineRule="auto" w:after="0" w:before="120"/>
+        <w:ind w:firstLine="0" w:left="0"/>
+        <w:jc w:val="center"/>
+      </w:pPr>
+      <w:r>
+        <w:drawing>
+          <wp:inline xmlns:a="http://schemas.openxmlformats.org/drawingml/2006/main" xmlns:pic="http://schemas.openxmlformats.org/drawingml/2006/picture">
+            <wp:extent cx="5040000" cy="1863775"/>
+            <wp:docPr id="9" name="Picture 9"/>
+            <wp:cNvGraphicFramePr>
+              <a:graphicFrameLocks noChangeAspect="1"/>
+            </wp:cNvGraphicFramePr>
+            <a:graphic>
+              <a:graphicData uri="http://schemas.openxmlformats.org/drawingml/2006/picture">
+                <pic:pic>
+                  <pic:nvPicPr>
+                    <pic:cNvPr id="0" name="shift.png"/>
+                    <pic:cNvPicPr/>
+                  </pic:nvPicPr>
+                  <pic:blipFill>
+                    <a:blip r:embed="rId21"/>
+                    <a:stretch>
+                      <a:fillRect/>
+                    </a:stretch>
+                  </pic:blipFill>
+                  <pic:spPr>
+                    <a:xfrm>
+                      <a:off x="0" y="0"/>
+                      <a:ext cx="5040000" cy="1863775"/>
+                    </a:xfrm>
+                    <a:prstGeom prst="rect"/>
+                  </pic:spPr>
+                </pic:pic>
+              </a:graphicData>
+            </a:graphic>
+          </wp:inline>
+        </w:drawing>
+      </w:r>
+    </w:p>
+    <w:p>
+      <w:pPr>
+        <w:spacing w:line="240" w:lineRule="auto" w:after="120" w:before="60"/>
+        <w:ind w:firstLine="0" w:left="0"/>
+        <w:jc w:val="center"/>
+      </w:pPr>
+      <w:r>
+        <w:rPr>
+          <w:rFonts w:ascii="Times New Roman" w:hAnsi="Times New Roman" w:eastAsia="Times New Roman" w:cs="Times New Roman"/>
+          <w:b w:val="0"/>
+          <w:i w:val="0"/>
+          <w:sz w:val="28"/>
+        </w:rPr>
+        <w:t>Рисунок 9 — Поток открытия и закрытия смены</w:t>
+      </w:r>
+    </w:p>
+    <w:p>
+      <w:pPr>
+        <w:keepNext/>
+        <w:spacing w:lineRule="auto" w:line="360" w:after="60" w:before="160"/>
+        <w:ind w:firstLine="709" w:left="0"/>
+        <w:jc w:val="left"/>
+      </w:pPr>
+      <w:r>
+        <w:rPr>
+          <w:rFonts w:ascii="Times New Roman" w:hAnsi="Times New Roman" w:eastAsia="Times New Roman" w:cs="Times New Roman"/>
+          <w:b/>
+          <w:i w:val="0"/>
+          <w:sz w:val="28"/>
+        </w:rPr>
+        <w:t>2.10 Обслужить станцию</w:t>
+      </w:r>
+    </w:p>
+    <w:p>
+      <w:pPr>
+        <w:spacing w:lineRule="auto" w:line="360" w:after="0" w:before="0"/>
+        <w:ind w:firstLine="709" w:left="0"/>
+        <w:jc w:val="both"/>
+      </w:pPr>
+      <w:r>
+        <w:rPr>
+          <w:rFonts w:ascii="Times New Roman" w:hAnsi="Times New Roman" w:eastAsia="Times New Roman" w:cs="Times New Roman"/>
+          <w:b/>
+          <w:i w:val="0"/>
+          <w:sz w:val="28"/>
+        </w:rPr>
+        <w:t xml:space="preserve">Имя. </w:t>
+      </w:r>
+      <w:r>
+        <w:rPr>
+          <w:rFonts w:ascii="Times New Roman" w:hAnsi="Times New Roman" w:eastAsia="Times New Roman" w:cs="Times New Roman"/>
+          <w:b w:val="0"/>
+          <w:i w:val="0"/>
+          <w:sz w:val="28"/>
+        </w:rPr>
+        <w:t>UC-9 «Обслужить станцию». Дежурный по станции ведёт обслуживание станции на сутки: отмечает готовность касс, платформ, зала ожидания и проходов, фиксирует замечания и закрывает сутки. Это не управление движением и не продажа билетов: без открытого обслуживания смены персонала не начинаются.</w:t>
+      </w:r>
+    </w:p>
+    <w:p>
+      <w:pPr>
+        <w:spacing w:lineRule="auto" w:line="360" w:after="0" w:before="0"/>
+        <w:ind w:firstLine="709" w:left="0"/>
+        <w:jc w:val="both"/>
+      </w:pPr>
+      <w:r>
+        <w:rPr>
+          <w:rFonts w:ascii="Times New Roman" w:hAnsi="Times New Roman" w:eastAsia="Times New Roman" w:cs="Times New Roman"/>
+          <w:b/>
+          <w:i w:val="0"/>
+          <w:sz w:val="28"/>
+        </w:rPr>
+        <w:t xml:space="preserve">Основной поток. </w:t>
+      </w:r>
+      <w:r>
+        <w:rPr>
+          <w:rFonts w:ascii="Times New Roman" w:hAnsi="Times New Roman" w:eastAsia="Times New Roman" w:cs="Times New Roman"/>
+          <w:b w:val="0"/>
+          <w:i w:val="0"/>
+          <w:sz w:val="28"/>
+        </w:rPr>
+        <w:t>1. Дежурный выбирает станцию пилотного участка и открывает сутки обслуживания. 2. Отмечает готовность объектов: кассы, платформы, зал, проходы. 3. При необходимости вносит замечание или ограничение. 4. Подтверждает, что станция в обслуживании. 5. В конце суток закрывает обслуживание; новые смены на станции не открываются.</w:t>
+      </w:r>
+    </w:p>
+    <w:p>
+      <w:pPr>
+        <w:spacing w:lineRule="auto" w:line="360" w:after="0" w:before="0"/>
+        <w:ind w:firstLine="709" w:left="0"/>
+        <w:jc w:val="both"/>
+      </w:pPr>
+      <w:r>
+        <w:rPr>
+          <w:rFonts w:ascii="Times New Roman" w:hAnsi="Times New Roman" w:eastAsia="Times New Roman" w:cs="Times New Roman"/>
+          <w:b/>
+          <w:i w:val="0"/>
+          <w:sz w:val="28"/>
+        </w:rPr>
+        <w:t xml:space="preserve">Альтернативы. </w:t>
+      </w:r>
+      <w:r>
+        <w:rPr>
+          <w:rFonts w:ascii="Times New Roman" w:hAnsi="Times New Roman" w:eastAsia="Times New Roman" w:cs="Times New Roman"/>
+          <w:b w:val="0"/>
+          <w:i w:val="0"/>
+          <w:sz w:val="28"/>
+        </w:rPr>
+        <w:t>Станции нет в справочнике — сначала UC-6; сутки уже закрыты — повторное открытие только на новую дату; закрытие при открытых сменах персонала запрещено, пока смены не закроют в UC-8; выход без подтверждения статус суток не меняет.</w:t>
+      </w:r>
+    </w:p>
+    <w:p>
+      <w:pPr>
+        <w:spacing w:lineRule="auto" w:line="360" w:after="0" w:before="0"/>
+        <w:ind w:firstLine="709" w:left="0"/>
+        <w:jc w:val="both"/>
+      </w:pPr>
+      <w:r>
+        <w:rPr>
+          <w:rFonts w:ascii="Times New Roman" w:hAnsi="Times New Roman" w:eastAsia="Times New Roman" w:cs="Times New Roman"/>
+          <w:b/>
+          <w:i w:val="0"/>
+          <w:sz w:val="28"/>
+        </w:rPr>
+        <w:t xml:space="preserve">Предусловие. </w:t>
+      </w:r>
+      <w:r>
+        <w:rPr>
+          <w:rFonts w:ascii="Times New Roman" w:hAnsi="Times New Roman" w:eastAsia="Times New Roman" w:cs="Times New Roman"/>
+          <w:b w:val="0"/>
+          <w:i w:val="0"/>
+          <w:sz w:val="28"/>
+        </w:rPr>
+        <w:t>Дежурный работает от своего имени, станция есть в справочнике UC-6.</w:t>
+      </w:r>
+    </w:p>
+    <w:p>
+      <w:pPr>
+        <w:spacing w:lineRule="auto" w:line="360" w:after="0" w:before="0"/>
+        <w:ind w:firstLine="709" w:left="0"/>
+        <w:jc w:val="both"/>
+      </w:pPr>
+      <w:r>
+        <w:rPr>
+          <w:rFonts w:ascii="Times New Roman" w:hAnsi="Times New Roman" w:eastAsia="Times New Roman" w:cs="Times New Roman"/>
+          <w:b/>
+          <w:i w:val="0"/>
+          <w:sz w:val="28"/>
+        </w:rPr>
+        <w:t xml:space="preserve">Постусловие. </w:t>
+      </w:r>
+      <w:r>
+        <w:rPr>
+          <w:rFonts w:ascii="Times New Roman" w:hAnsi="Times New Roman" w:eastAsia="Times New Roman" w:cs="Times New Roman"/>
+          <w:b w:val="0"/>
+          <w:i w:val="0"/>
+          <w:sz w:val="28"/>
+        </w:rPr>
+        <w:t>При открытии станция в обслуживании и доступна для смен; при закрытии новые смены недоступны, журнал суток сохранён.</w:t>
+      </w:r>
+    </w:p>
+    <w:p>
+      <w:pPr>
+        <w:spacing w:lineRule="auto" w:line="360" w:after="0" w:before="0"/>
+        <w:ind w:firstLine="709" w:left="0"/>
+        <w:jc w:val="both"/>
+      </w:pPr>
+      <w:r>
+        <w:rPr>
+          <w:rFonts w:ascii="Times New Roman" w:hAnsi="Times New Roman" w:eastAsia="Times New Roman" w:cs="Times New Roman"/>
+          <w:b/>
+          <w:i w:val="0"/>
+          <w:sz w:val="28"/>
+        </w:rPr>
+        <w:t xml:space="preserve">Связи. </w:t>
+      </w:r>
+      <w:r>
+        <w:rPr>
+          <w:rFonts w:ascii="Times New Roman" w:hAnsi="Times New Roman" w:eastAsia="Times New Roman" w:cs="Times New Roman"/>
+          <w:b w:val="0"/>
+          <w:i w:val="0"/>
+          <w:sz w:val="28"/>
+        </w:rPr>
+        <w:t>Начинает дежурный по станции. UC-8 требует открытого обслуживания. UC-2 и UC-4 идут через смену и сюда напрямую не входят.</w:t>
+      </w:r>
+    </w:p>
+    <w:p>
+      <w:pPr>
+        <w:spacing w:lineRule="auto" w:line="360" w:after="0" w:before="0"/>
+        <w:ind w:firstLine="709" w:left="0"/>
+        <w:jc w:val="both"/>
+      </w:pPr>
+      <w:r>
+        <w:rPr>
+          <w:rFonts w:ascii="Times New Roman" w:hAnsi="Times New Roman" w:eastAsia="Times New Roman" w:cs="Times New Roman"/>
+          <w:b/>
+          <w:i w:val="0"/>
+          <w:sz w:val="28"/>
+        </w:rPr>
+        <w:t xml:space="preserve">Диаграмма. </w:t>
+      </w:r>
+      <w:r>
+        <w:rPr>
+          <w:rFonts w:ascii="Times New Roman" w:hAnsi="Times New Roman" w:eastAsia="Times New Roman" w:cs="Times New Roman"/>
+          <w:b w:val="0"/>
+          <w:i w:val="0"/>
+          <w:sz w:val="28"/>
+        </w:rPr>
+        <w:t>Общая схема — рисунок 1. Поток — рисунок 10.</w:t>
+      </w:r>
+    </w:p>
+    <w:p>
+      <w:pPr>
+        <w:spacing w:lineRule="auto" w:line="360" w:after="0" w:before="0"/>
+        <w:ind w:firstLine="709" w:left="0"/>
+        <w:jc w:val="both"/>
+      </w:pPr>
+      <w:r>
+        <w:rPr>
+          <w:rFonts w:ascii="Times New Roman" w:hAnsi="Times New Roman" w:eastAsia="Times New Roman" w:cs="Times New Roman"/>
+          <w:b/>
+          <w:i w:val="0"/>
+          <w:sz w:val="28"/>
+        </w:rPr>
+        <w:t xml:space="preserve">Успех. </w:t>
+      </w:r>
+      <w:r>
+        <w:rPr>
+          <w:rFonts w:ascii="Times New Roman" w:hAnsi="Times New Roman" w:eastAsia="Times New Roman" w:cs="Times New Roman"/>
+          <w:b w:val="0"/>
+          <w:i w:val="0"/>
+          <w:sz w:val="28"/>
+        </w:rPr>
+        <w:t xml:space="preserve">Сутки обслуживания открыты или корректно закрыты. </w:t>
+      </w:r>
+      <w:r>
+        <w:rPr>
+          <w:rFonts w:ascii="Times New Roman" w:hAnsi="Times New Roman" w:eastAsia="Times New Roman" w:cs="Times New Roman"/>
+          <w:b/>
+          <w:i w:val="0"/>
+          <w:sz w:val="28"/>
+        </w:rPr>
+        <w:t xml:space="preserve">Неудача. </w:t>
+      </w:r>
+      <w:r>
+        <w:rPr>
+          <w:rFonts w:ascii="Times New Roman" w:hAnsi="Times New Roman" w:eastAsia="Times New Roman" w:cs="Times New Roman"/>
+          <w:b w:val="0"/>
+          <w:i w:val="0"/>
+          <w:sz w:val="28"/>
+        </w:rPr>
+        <w:t>Статус не изменён: нет станции, сутки закрыты, есть открытые смены или выход без подтверждения.</w:t>
+      </w:r>
+    </w:p>
+    <w:p>
+      <w:pPr>
+        <w:keepNext/>
+        <w:spacing w:line="240" w:lineRule="auto" w:after="0" w:before="120"/>
+        <w:ind w:firstLine="0" w:left="0"/>
+        <w:jc w:val="center"/>
+      </w:pPr>
+      <w:r>
+        <w:drawing>
+          <wp:inline xmlns:a="http://schemas.openxmlformats.org/drawingml/2006/main" xmlns:pic="http://schemas.openxmlformats.org/drawingml/2006/picture">
+            <wp:extent cx="5040000" cy="1863775"/>
+            <wp:docPr id="10" name="Picture 10"/>
+            <wp:cNvGraphicFramePr>
+              <a:graphicFrameLocks noChangeAspect="1"/>
+            </wp:cNvGraphicFramePr>
+            <a:graphic>
+              <a:graphicData uri="http://schemas.openxmlformats.org/drawingml/2006/picture">
+                <pic:pic>
+                  <pic:nvPicPr>
+                    <pic:cNvPr id="0" name="station.png"/>
+                    <pic:cNvPicPr/>
+                  </pic:nvPicPr>
+                  <pic:blipFill>
+                    <a:blip r:embed="rId22"/>
+                    <a:stretch>
+                      <a:fillRect/>
+                    </a:stretch>
+                  </pic:blipFill>
+                  <pic:spPr>
+                    <a:xfrm>
+                      <a:off x="0" y="0"/>
+                      <a:ext cx="5040000" cy="1863775"/>
+                    </a:xfrm>
+                    <a:prstGeom prst="rect"/>
+                  </pic:spPr>
+                </pic:pic>
+              </a:graphicData>
+            </a:graphic>
+          </wp:inline>
+        </w:drawing>
+      </w:r>
+    </w:p>
+    <w:p>
+      <w:pPr>
+        <w:spacing w:line="240" w:lineRule="auto" w:after="120" w:before="60"/>
+        <w:ind w:firstLine="0" w:left="0"/>
+        <w:jc w:val="center"/>
+      </w:pPr>
+      <w:r>
+        <w:rPr>
+          <w:rFonts w:ascii="Times New Roman" w:hAnsi="Times New Roman" w:eastAsia="Times New Roman" w:cs="Times New Roman"/>
+          <w:b w:val="0"/>
+          <w:i w:val="0"/>
+          <w:sz w:val="28"/>
+        </w:rPr>
+        <w:t>Рисунок 10 — Поток обслуживания станции</w:t>
       </w:r>
     </w:p>
     <w:p>
@@ -3109,23 +4331,23 @@
           <w:i w:val="0"/>
           <w:sz w:val="28"/>
         </w:rPr>
-        <w:t>Составлены спецификации шести вариантов автоматизированной информационной системы железной дороги. Публикация собирает один фонд мест, продажа занимает только свободное место, отмена закрывает новые продажи, посадка и возврат смотрят один и тот же статус билета, справочники не дают кассе и диспетчеру вести второй список станций.</w:t>
-      </w:r>
-    </w:p>
-    <w:p>
-      <w:pPr>
-        <w:spacing w:lineRule="auto" w:line="360" w:after="0" w:before="0"/>
-        <w:ind w:firstLine="709" w:left="0"/>
-        <w:jc w:val="both"/>
-      </w:pPr>
-      <w:r>
-        <w:rPr>
-          <w:rFonts w:ascii="Times New Roman" w:hAnsi="Times New Roman" w:eastAsia="Times New Roman" w:cs="Times New Roman"/>
-          <w:b w:val="0"/>
-          <w:i w:val="0"/>
-          <w:sz w:val="28"/>
-        </w:rPr>
-        <w:t>Пороги БЦ-1, БЦ-2 и БЦ-3 из введения спецификациями не ослаблены. Пассажир остаётся вне системы. Грузовые перевозки и публичная онлайн-продажа в границы не вошли. Сводка за смену по-прежнему относится ко второй очереди.</w:t>
+        <w:t>Составлены спецификации девяти вариантов АИС железной дороги. Маршрут и справочники готовят публикацию рейса, обслуживание станции и смена открывают работу персонала, билетный контур занимает место, закрывает продажу при отмене и фиксирует посадку или возврат без раздувания объёма.</w:t>
+      </w:r>
+    </w:p>
+    <w:p>
+      <w:pPr>
+        <w:spacing w:lineRule="auto" w:line="360" w:after="0" w:before="0"/>
+        <w:ind w:firstLine="709" w:left="0"/>
+        <w:jc w:val="both"/>
+      </w:pPr>
+      <w:r>
+        <w:rPr>
+          <w:rFonts w:ascii="Times New Roman" w:hAnsi="Times New Roman" w:eastAsia="Times New Roman" w:cs="Times New Roman"/>
+          <w:b w:val="0"/>
+          <w:i w:val="0"/>
+          <w:sz w:val="28"/>
+        </w:rPr>
+        <w:t>Пороги БЦ-1–БЦ-3 не ослаблены. Пассажир вне системы. Груз, управление движением, найм и онлайн-продажа в границы не вошли. Сводка продаж за смену — во второй очереди.</w:t>
       </w:r>
     </w:p>
     <w:sectPr>
